--- a/capital-lords/notes.docx
+++ b/capital-lords/notes.docx
@@ -42,353 +42,502 @@
         <w:tab/>
         <w:t xml:space="preserve">-less font-size in dropdown </w:t>
       </w:r>
+    </w:p>
+    <w:p>
+      <w:pPr>
+        <w:rPr>
+          <w:highlight w:val="green"/>
+        </w:rPr>
+      </w:pPr>
+      <w:r>
+        <w:rPr>
+          <w:highlight w:val="green"/>
+        </w:rPr>
+        <w:tab/>
+        <w:t xml:space="preserve">-make arrow rotate when </w:t>
+      </w:r>
+      <w:proofErr w:type="spellStart"/>
+      <w:r>
+        <w:rPr>
+          <w:highlight w:val="green"/>
+        </w:rPr>
+        <w:t>opend</w:t>
+      </w:r>
+      <w:proofErr w:type="spellEnd"/>
+      <w:r>
+        <w:rPr>
+          <w:highlight w:val="green"/>
+        </w:rPr>
+        <w:t xml:space="preserve"> or closed</w:t>
+      </w:r>
+    </w:p>
+    <w:p>
+      <w:r>
+        <w:rPr>
+          <w:highlight w:val="green"/>
+        </w:rPr>
+        <w:tab/>
+        <w:t>-Make dropdown started from bottom of container and responsive</w:t>
+      </w:r>
+    </w:p>
+    <w:p>
+      <w:r>
+        <w:rPr>
+          <w:highlight w:val="green"/>
+        </w:rPr>
+        <w:t xml:space="preserve">2- </w:t>
+      </w:r>
+      <w:proofErr w:type="spellStart"/>
+      <w:r>
+        <w:rPr>
+          <w:highlight w:val="green"/>
+        </w:rPr>
+        <w:t>Langauge</w:t>
+      </w:r>
+      <w:proofErr w:type="spellEnd"/>
+      <w:r>
+        <w:rPr>
+          <w:highlight w:val="green"/>
+        </w:rPr>
+        <w:t xml:space="preserve"> make English </w:t>
+      </w:r>
+      <w:proofErr w:type="gramStart"/>
+      <w:r>
+        <w:rPr>
+          <w:highlight w:val="green"/>
+        </w:rPr>
+        <w:t>To</w:t>
+      </w:r>
+      <w:proofErr w:type="gramEnd"/>
+      <w:r>
+        <w:rPr>
+          <w:highlight w:val="green"/>
+        </w:rPr>
+        <w:t xml:space="preserve"> (ENG)</w:t>
+      </w:r>
+    </w:p>
+    <w:p>
+      <w:r>
+        <w:rPr>
+          <w:highlight w:val="green"/>
+        </w:rPr>
+        <w:t>3- Take video from emaarmisr.com</w:t>
+      </w:r>
+      <w:r>
+        <w:rPr>
+          <w:highlight w:val="green"/>
+        </w:rPr>
+        <w:t xml:space="preserve"> and add it in first slide home</w:t>
+      </w:r>
+    </w:p>
+    <w:p>
+      <w:r>
+        <w:rPr>
+          <w:highlight w:val="green"/>
+        </w:rPr>
+        <w:t xml:space="preserve">4- Projects in footer when </w:t>
+      </w:r>
+      <w:proofErr w:type="spellStart"/>
+      <w:r>
+        <w:rPr>
+          <w:highlight w:val="green"/>
+        </w:rPr>
+        <w:t>i</w:t>
+      </w:r>
+      <w:proofErr w:type="spellEnd"/>
+      <w:r>
+        <w:rPr>
+          <w:highlight w:val="green"/>
+        </w:rPr>
+        <w:t xml:space="preserve"> choose any page change page projects (to page </w:t>
+      </w:r>
+      <w:proofErr w:type="spellStart"/>
+      <w:r>
+        <w:rPr>
+          <w:highlight w:val="green"/>
+        </w:rPr>
+        <w:t>i</w:t>
+      </w:r>
+      <w:proofErr w:type="spellEnd"/>
+      <w:r>
+        <w:rPr>
+          <w:highlight w:val="green"/>
+        </w:rPr>
+        <w:t xml:space="preserve"> </w:t>
+      </w:r>
+      <w:proofErr w:type="spellStart"/>
+      <w:r>
+        <w:rPr>
+          <w:highlight w:val="green"/>
+        </w:rPr>
+        <w:t>choosed</w:t>
+      </w:r>
+      <w:proofErr w:type="spellEnd"/>
+      <w:r>
+        <w:rPr>
+          <w:highlight w:val="green"/>
+        </w:rPr>
+        <w:t xml:space="preserve"> it and change icon)</w:t>
+      </w:r>
+    </w:p>
+    <w:p>
+      <w:r>
+        <w:rPr>
+          <w:highlight w:val="green"/>
+        </w:rPr>
+        <w:t xml:space="preserve">5- </w:t>
+      </w:r>
+      <w:proofErr w:type="gramStart"/>
+      <w:r>
+        <w:rPr>
+          <w:highlight w:val="green"/>
+        </w:rPr>
+        <w:t>telephone</w:t>
+      </w:r>
+      <w:proofErr w:type="gramEnd"/>
+      <w:r>
+        <w:rPr>
+          <w:highlight w:val="green"/>
+        </w:rPr>
+        <w:t xml:space="preserve"> icon in </w:t>
+      </w:r>
+      <w:proofErr w:type="spellStart"/>
+      <w:r>
+        <w:rPr>
+          <w:highlight w:val="green"/>
+        </w:rPr>
+        <w:t>navbar</w:t>
+      </w:r>
+      <w:proofErr w:type="spellEnd"/>
+      <w:r>
+        <w:rPr>
+          <w:highlight w:val="green"/>
+        </w:rPr>
+        <w:t xml:space="preserve"> when </w:t>
+      </w:r>
+      <w:proofErr w:type="spellStart"/>
+      <w:r>
+        <w:rPr>
+          <w:highlight w:val="green"/>
+        </w:rPr>
+        <w:t>i</w:t>
+      </w:r>
+      <w:proofErr w:type="spellEnd"/>
+      <w:r>
+        <w:rPr>
+          <w:highlight w:val="green"/>
+        </w:rPr>
+        <w:t xml:space="preserve"> make hover visible number and responsive when </w:t>
+      </w:r>
+      <w:proofErr w:type="spellStart"/>
+      <w:r>
+        <w:rPr>
+          <w:highlight w:val="green"/>
+        </w:rPr>
+        <w:t>i</w:t>
+      </w:r>
+      <w:proofErr w:type="spellEnd"/>
+      <w:r>
+        <w:rPr>
+          <w:highlight w:val="green"/>
+        </w:rPr>
+        <w:t xml:space="preserve"> make hover visible it like dropdown</w:t>
+      </w:r>
+    </w:p>
+    <w:p>
+      <w:r>
+        <w:rPr>
+          <w:highlight w:val="green"/>
+        </w:rPr>
+        <w:t>6- in home page responsive visible just 6 projects</w:t>
+      </w:r>
+      <w:r>
+        <w:t xml:space="preserve"> </w:t>
+      </w:r>
+    </w:p>
+    <w:p>
+      <w:r>
+        <w:t xml:space="preserve">7- </w:t>
+      </w:r>
+      <w:proofErr w:type="gramStart"/>
+      <w:r>
+        <w:t>in</w:t>
+      </w:r>
+      <w:proofErr w:type="gramEnd"/>
+      <w:r>
+        <w:t xml:space="preserve"> design 2 contact </w:t>
+      </w:r>
+      <w:proofErr w:type="spellStart"/>
+      <w:r>
+        <w:t>dont</w:t>
+      </w:r>
+      <w:proofErr w:type="spellEnd"/>
+      <w:r>
+        <w:t xml:space="preserve"> work well in responsive</w:t>
+      </w:r>
+    </w:p>
+    <w:p>
+      <w:r>
+        <w:rPr>
+          <w:highlight w:val="green"/>
+        </w:rPr>
+        <w:t xml:space="preserve">8- </w:t>
+      </w:r>
+      <w:proofErr w:type="gramStart"/>
+      <w:r>
+        <w:rPr>
+          <w:highlight w:val="green"/>
+        </w:rPr>
+        <w:t>in</w:t>
+      </w:r>
+      <w:proofErr w:type="gramEnd"/>
+      <w:r>
+        <w:rPr>
+          <w:highlight w:val="green"/>
+        </w:rPr>
+        <w:t xml:space="preserve"> design 2 in responsive make profile tall and titles same screen in </w:t>
+      </w:r>
+      <w:proofErr w:type="spellStart"/>
+      <w:r>
+        <w:rPr>
+          <w:highlight w:val="green"/>
+        </w:rPr>
+        <w:t>Adboe</w:t>
+      </w:r>
+      <w:proofErr w:type="spellEnd"/>
+      <w:r>
+        <w:rPr>
+          <w:highlight w:val="green"/>
+        </w:rPr>
+        <w:t xml:space="preserve"> XD</w:t>
+      </w:r>
+    </w:p>
+    <w:p>
+      <w:r>
+        <w:rPr>
+          <w:highlight w:val="green"/>
+        </w:rPr>
+        <w:t xml:space="preserve">9- </w:t>
+      </w:r>
+      <w:proofErr w:type="gramStart"/>
+      <w:r>
+        <w:rPr>
+          <w:highlight w:val="green"/>
+        </w:rPr>
+        <w:t>in</w:t>
+      </w:r>
+      <w:proofErr w:type="gramEnd"/>
+      <w:r>
+        <w:rPr>
+          <w:highlight w:val="green"/>
+        </w:rPr>
+        <w:t xml:space="preserve"> filter make input 50%</w:t>
+      </w:r>
+    </w:p>
+    <w:p>
+      <w:pPr>
+        <w:rPr>
+          <w:rFonts w:hint="cs"/>
+          <w:rtl/>
+          <w:lang w:bidi="ar-EG"/>
+        </w:rPr>
+      </w:pPr>
+      <w:r>
+        <w:rPr>
+          <w:highlight w:val="green"/>
+        </w:rPr>
+        <w:t xml:space="preserve">10- </w:t>
+      </w:r>
+      <w:proofErr w:type="gramStart"/>
+      <w:r>
+        <w:rPr>
+          <w:highlight w:val="green"/>
+        </w:rPr>
+        <w:t>less</w:t>
+      </w:r>
+      <w:proofErr w:type="gramEnd"/>
+      <w:r>
+        <w:rPr>
+          <w:highlight w:val="green"/>
+        </w:rPr>
+        <w:t xml:space="preserve"> slider bold</w:t>
+      </w:r>
+    </w:p>
+    <w:p>
+      <w:r>
+        <w:rPr>
+          <w:highlight w:val="green"/>
+        </w:rPr>
+        <w:t xml:space="preserve">11- </w:t>
+      </w:r>
+      <w:proofErr w:type="gramStart"/>
+      <w:r>
+        <w:rPr>
+          <w:highlight w:val="green"/>
+        </w:rPr>
+        <w:t>make</w:t>
+      </w:r>
+      <w:proofErr w:type="gramEnd"/>
+      <w:r>
+        <w:rPr>
+          <w:highlight w:val="green"/>
+        </w:rPr>
+        <w:t xml:space="preserve"> price range same https://www.jamesedition.com/real_estate/french-and-swiss-alps?eur_price_cents_from=49000000&amp;eur_price_cents_to=9976365300 no toggle</w:t>
+      </w:r>
+    </w:p>
+    <w:p>
+      <w:r>
+        <w:rPr>
+          <w:highlight w:val="green"/>
+        </w:rPr>
+        <w:t xml:space="preserve">12- </w:t>
+      </w:r>
+      <w:proofErr w:type="gramStart"/>
+      <w:r>
+        <w:rPr>
+          <w:highlight w:val="green"/>
+        </w:rPr>
+        <w:t>change</w:t>
+      </w:r>
+      <w:proofErr w:type="gramEnd"/>
+      <w:r>
+        <w:rPr>
+          <w:highlight w:val="green"/>
+        </w:rPr>
+        <w:t xml:space="preserve"> cancel in filter to clear all</w:t>
+      </w:r>
+    </w:p>
+    <w:p>
+      <w:r>
+        <w:rPr>
+          <w:highlight w:val="green"/>
+        </w:rPr>
+        <w:t xml:space="preserve">13- </w:t>
+      </w:r>
+      <w:proofErr w:type="gramStart"/>
+      <w:r>
+        <w:rPr>
+          <w:highlight w:val="green"/>
+        </w:rPr>
+        <w:t>when</w:t>
+      </w:r>
+      <w:proofErr w:type="gramEnd"/>
+      <w:r>
+        <w:rPr>
+          <w:highlight w:val="green"/>
+        </w:rPr>
+        <w:t xml:space="preserve"> </w:t>
+      </w:r>
+      <w:proofErr w:type="spellStart"/>
+      <w:r>
+        <w:rPr>
+          <w:highlight w:val="green"/>
+        </w:rPr>
+        <w:t>i</w:t>
+      </w:r>
+      <w:proofErr w:type="spellEnd"/>
+      <w:r>
+        <w:rPr>
+          <w:highlight w:val="green"/>
+        </w:rPr>
+        <w:t xml:space="preserve"> make share in design visible dropdown same here (</w:t>
+      </w:r>
+      <w:hyperlink r:id="rId4" w:history="1">
+        <w:r>
+          <w:rPr>
+            <w:rStyle w:val="Hyperlink"/>
+            <w:highlight w:val="green"/>
+          </w:rPr>
+          <w:t>https://www.jamesedition.com/real_estate/aix-en-provence-france/authentic-bastide-18th-century-10752171</w:t>
+        </w:r>
+      </w:hyperlink>
+      <w:r>
+        <w:rPr>
+          <w:highlight w:val="green"/>
+        </w:rPr>
+        <w:t>)</w:t>
+      </w:r>
+    </w:p>
+    <w:p/>
+    <w:p>
+      <w:r>
+        <w:t>14- Remove Icon IN register</w:t>
+      </w:r>
+    </w:p>
+    <w:p>
+      <w:r>
+        <w:t xml:space="preserve">15- And Register and </w:t>
+      </w:r>
+      <w:proofErr w:type="spellStart"/>
+      <w:r>
+        <w:t>whatsapp</w:t>
+      </w:r>
+      <w:proofErr w:type="spellEnd"/>
+      <w:r>
+        <w:t xml:space="preserve"> not well in responsive</w:t>
+      </w:r>
+    </w:p>
+    <w:p>
+      <w:r>
+        <w:rPr>
+          <w:highlight w:val="green"/>
+        </w:rPr>
+        <w:t xml:space="preserve">16- </w:t>
+      </w:r>
+      <w:proofErr w:type="gramStart"/>
+      <w:r>
+        <w:rPr>
+          <w:highlight w:val="green"/>
+        </w:rPr>
+        <w:t>add</w:t>
+      </w:r>
+      <w:proofErr w:type="gramEnd"/>
+      <w:r>
+        <w:rPr>
+          <w:highlight w:val="green"/>
+        </w:rPr>
+        <w:t xml:space="preserve"> </w:t>
+      </w:r>
+      <w:proofErr w:type="spellStart"/>
+      <w:r>
+        <w:rPr>
+          <w:highlight w:val="green"/>
+        </w:rPr>
+        <w:t>mountin</w:t>
+      </w:r>
+      <w:proofErr w:type="spellEnd"/>
+      <w:r>
+        <w:rPr>
+          <w:highlight w:val="green"/>
+        </w:rPr>
+        <w:t xml:space="preserve"> view in home</w:t>
+      </w:r>
+    </w:p>
+    <w:p>
+      <w:r>
+        <w:t xml:space="preserve">17- </w:t>
+      </w:r>
+      <w:proofErr w:type="gramStart"/>
+      <w:r>
+        <w:t>space</w:t>
+      </w:r>
+      <w:proofErr w:type="gramEnd"/>
+      <w:r>
+        <w:t xml:space="preserve"> bottom in filter</w:t>
+      </w:r>
+    </w:p>
+    <w:p>
+      <w:r>
+        <w:t>18- add dropdown</w:t>
+      </w:r>
+      <w:r>
+        <w:t xml:space="preserve"> </w:t>
+      </w:r>
+      <w:r>
+        <w:t>in property type</w:t>
+      </w:r>
       <w:bookmarkStart w:id="0" w:name="_GoBack"/>
       <w:bookmarkEnd w:id="0"/>
-    </w:p>
-    <w:p>
-      <w:pPr>
-        <w:rPr>
-          <w:highlight w:val="green"/>
-        </w:rPr>
-      </w:pPr>
-      <w:r>
-        <w:rPr>
-          <w:highlight w:val="green"/>
-        </w:rPr>
-        <w:tab/>
-        <w:t xml:space="preserve">-make arrow rotate when </w:t>
-      </w:r>
-      <w:proofErr w:type="spellStart"/>
-      <w:r>
-        <w:rPr>
-          <w:highlight w:val="green"/>
-        </w:rPr>
-        <w:t>opend</w:t>
-      </w:r>
-      <w:proofErr w:type="spellEnd"/>
-      <w:r>
-        <w:rPr>
-          <w:highlight w:val="green"/>
-        </w:rPr>
-        <w:t xml:space="preserve"> or closed</w:t>
-      </w:r>
-    </w:p>
-    <w:p>
-      <w:r>
-        <w:rPr>
-          <w:highlight w:val="green"/>
-        </w:rPr>
-        <w:tab/>
-        <w:t>-Make dropdown started from bottom of container and responsive</w:t>
-      </w:r>
-    </w:p>
-    <w:p>
-      <w:r>
-        <w:t xml:space="preserve">2- </w:t>
-      </w:r>
-      <w:proofErr w:type="spellStart"/>
-      <w:r>
-        <w:t>Langauge</w:t>
-      </w:r>
-      <w:proofErr w:type="spellEnd"/>
-      <w:r>
-        <w:t xml:space="preserve"> make English </w:t>
-      </w:r>
-      <w:proofErr w:type="gramStart"/>
-      <w:r>
-        <w:t>To</w:t>
-      </w:r>
-      <w:proofErr w:type="gramEnd"/>
-      <w:r>
-        <w:t xml:space="preserve"> (ENG)</w:t>
-      </w:r>
-    </w:p>
-    <w:p>
-      <w:r>
-        <w:rPr>
-          <w:highlight w:val="green"/>
-        </w:rPr>
-        <w:t>3- Take video from emaarmisr.com</w:t>
-      </w:r>
-      <w:r>
-        <w:rPr>
-          <w:highlight w:val="green"/>
-        </w:rPr>
-        <w:t xml:space="preserve"> and add it in first slide home</w:t>
-      </w:r>
-    </w:p>
-    <w:p>
-      <w:r>
-        <w:rPr>
-          <w:highlight w:val="green"/>
-        </w:rPr>
-        <w:t xml:space="preserve">4- Projects in footer when </w:t>
-      </w:r>
-      <w:proofErr w:type="spellStart"/>
-      <w:r>
-        <w:rPr>
-          <w:highlight w:val="green"/>
-        </w:rPr>
-        <w:t>i</w:t>
-      </w:r>
-      <w:proofErr w:type="spellEnd"/>
-      <w:r>
-        <w:rPr>
-          <w:highlight w:val="green"/>
-        </w:rPr>
-        <w:t xml:space="preserve"> choose any page change page projects (to page </w:t>
-      </w:r>
-      <w:proofErr w:type="spellStart"/>
-      <w:r>
-        <w:rPr>
-          <w:highlight w:val="green"/>
-        </w:rPr>
-        <w:t>i</w:t>
-      </w:r>
-      <w:proofErr w:type="spellEnd"/>
-      <w:r>
-        <w:rPr>
-          <w:highlight w:val="green"/>
-        </w:rPr>
-        <w:t xml:space="preserve"> </w:t>
-      </w:r>
-      <w:proofErr w:type="spellStart"/>
-      <w:r>
-        <w:rPr>
-          <w:highlight w:val="green"/>
-        </w:rPr>
-        <w:t>choosed</w:t>
-      </w:r>
-      <w:proofErr w:type="spellEnd"/>
-      <w:r>
-        <w:rPr>
-          <w:highlight w:val="green"/>
-        </w:rPr>
-        <w:t xml:space="preserve"> it and change icon)</w:t>
-      </w:r>
-    </w:p>
-    <w:p>
-      <w:r>
-        <w:rPr>
-          <w:highlight w:val="green"/>
-        </w:rPr>
-        <w:t xml:space="preserve">5- </w:t>
-      </w:r>
-      <w:proofErr w:type="gramStart"/>
-      <w:r>
-        <w:rPr>
-          <w:highlight w:val="green"/>
-        </w:rPr>
-        <w:t>telephone</w:t>
-      </w:r>
-      <w:proofErr w:type="gramEnd"/>
-      <w:r>
-        <w:rPr>
-          <w:highlight w:val="green"/>
-        </w:rPr>
-        <w:t xml:space="preserve"> icon in </w:t>
-      </w:r>
-      <w:proofErr w:type="spellStart"/>
-      <w:r>
-        <w:rPr>
-          <w:highlight w:val="green"/>
-        </w:rPr>
-        <w:t>navbar</w:t>
-      </w:r>
-      <w:proofErr w:type="spellEnd"/>
-      <w:r>
-        <w:rPr>
-          <w:highlight w:val="green"/>
-        </w:rPr>
-        <w:t xml:space="preserve"> when </w:t>
-      </w:r>
-      <w:proofErr w:type="spellStart"/>
-      <w:r>
-        <w:rPr>
-          <w:highlight w:val="green"/>
-        </w:rPr>
-        <w:t>i</w:t>
-      </w:r>
-      <w:proofErr w:type="spellEnd"/>
-      <w:r>
-        <w:rPr>
-          <w:highlight w:val="green"/>
-        </w:rPr>
-        <w:t xml:space="preserve"> make hover visible number and responsive when </w:t>
-      </w:r>
-      <w:proofErr w:type="spellStart"/>
-      <w:r>
-        <w:rPr>
-          <w:highlight w:val="green"/>
-        </w:rPr>
-        <w:t>i</w:t>
-      </w:r>
-      <w:proofErr w:type="spellEnd"/>
-      <w:r>
-        <w:rPr>
-          <w:highlight w:val="green"/>
-        </w:rPr>
-        <w:t xml:space="preserve"> make hover visible it like dropdown</w:t>
-      </w:r>
-    </w:p>
-    <w:p>
-      <w:r>
-        <w:rPr>
-          <w:highlight w:val="green"/>
-        </w:rPr>
-        <w:t>6- in home page responsive visible just 6 projects</w:t>
-      </w:r>
-      <w:r>
-        <w:t xml:space="preserve"> </w:t>
-      </w:r>
-    </w:p>
-    <w:p>
-      <w:r>
-        <w:t xml:space="preserve">7- </w:t>
-      </w:r>
-      <w:proofErr w:type="gramStart"/>
-      <w:r>
-        <w:t>in</w:t>
-      </w:r>
-      <w:proofErr w:type="gramEnd"/>
-      <w:r>
-        <w:t xml:space="preserve"> design 2 contact </w:t>
-      </w:r>
-      <w:proofErr w:type="spellStart"/>
-      <w:r>
-        <w:t>dont</w:t>
-      </w:r>
-      <w:proofErr w:type="spellEnd"/>
-      <w:r>
-        <w:t xml:space="preserve"> work well in responsive</w:t>
-      </w:r>
-    </w:p>
-    <w:p>
-      <w:r>
-        <w:rPr>
-          <w:highlight w:val="green"/>
-        </w:rPr>
-        <w:t xml:space="preserve">8- </w:t>
-      </w:r>
-      <w:proofErr w:type="gramStart"/>
-      <w:r>
-        <w:rPr>
-          <w:highlight w:val="green"/>
-        </w:rPr>
-        <w:t>in</w:t>
-      </w:r>
-      <w:proofErr w:type="gramEnd"/>
-      <w:r>
-        <w:rPr>
-          <w:highlight w:val="green"/>
-        </w:rPr>
-        <w:t xml:space="preserve"> design 2 in responsive make profile tall and titles same screen in </w:t>
-      </w:r>
-      <w:proofErr w:type="spellStart"/>
-      <w:r>
-        <w:rPr>
-          <w:highlight w:val="green"/>
-        </w:rPr>
-        <w:t>Adboe</w:t>
-      </w:r>
-      <w:proofErr w:type="spellEnd"/>
-      <w:r>
-        <w:rPr>
-          <w:highlight w:val="green"/>
-        </w:rPr>
-        <w:t xml:space="preserve"> XD</w:t>
-      </w:r>
-    </w:p>
-    <w:p>
-      <w:r>
-        <w:rPr>
-          <w:highlight w:val="green"/>
-        </w:rPr>
-        <w:t xml:space="preserve">9- </w:t>
-      </w:r>
-      <w:proofErr w:type="gramStart"/>
-      <w:r>
-        <w:rPr>
-          <w:highlight w:val="green"/>
-        </w:rPr>
-        <w:t>in</w:t>
-      </w:r>
-      <w:proofErr w:type="gramEnd"/>
-      <w:r>
-        <w:rPr>
-          <w:highlight w:val="green"/>
-        </w:rPr>
-        <w:t xml:space="preserve"> filter make input 50%</w:t>
-      </w:r>
-    </w:p>
-    <w:p>
-      <w:r>
-        <w:t xml:space="preserve">10- </w:t>
-      </w:r>
-      <w:proofErr w:type="gramStart"/>
-      <w:r>
-        <w:t>less</w:t>
-      </w:r>
-      <w:proofErr w:type="gramEnd"/>
-      <w:r>
-        <w:t xml:space="preserve"> slider bold</w:t>
-      </w:r>
-    </w:p>
-    <w:p>
-      <w:r>
-        <w:t xml:space="preserve">11- </w:t>
-      </w:r>
-      <w:proofErr w:type="gramStart"/>
-      <w:r>
-        <w:t>make</w:t>
-      </w:r>
-      <w:proofErr w:type="gramEnd"/>
-      <w:r>
-        <w:t xml:space="preserve"> price range same https://www.jamesedition.com/real_estate/french-and-swiss-alps?eur_price_cents_from=49000000&amp;eur_price_cents_to=9976365300 no toggle</w:t>
-      </w:r>
-    </w:p>
-    <w:p>
-      <w:r>
-        <w:rPr>
-          <w:highlight w:val="green"/>
-        </w:rPr>
-        <w:t xml:space="preserve">12- </w:t>
-      </w:r>
-      <w:proofErr w:type="gramStart"/>
-      <w:r>
-        <w:rPr>
-          <w:highlight w:val="green"/>
-        </w:rPr>
-        <w:t>change</w:t>
-      </w:r>
-      <w:proofErr w:type="gramEnd"/>
-      <w:r>
-        <w:rPr>
-          <w:highlight w:val="green"/>
-        </w:rPr>
-        <w:t xml:space="preserve"> cancel in filter to clear all</w:t>
-      </w:r>
-    </w:p>
-    <w:p>
-      <w:r>
-        <w:t xml:space="preserve">13- </w:t>
-      </w:r>
-      <w:proofErr w:type="gramStart"/>
-      <w:r>
-        <w:t>when</w:t>
-      </w:r>
-      <w:proofErr w:type="gramEnd"/>
-      <w:r>
-        <w:t xml:space="preserve"> </w:t>
-      </w:r>
-      <w:proofErr w:type="spellStart"/>
-      <w:r>
-        <w:t>i</w:t>
-      </w:r>
-      <w:proofErr w:type="spellEnd"/>
-      <w:r>
-        <w:t xml:space="preserve"> make share in design visible dropdown same here (https://www.jamesedition.com/real_estate/aix-en-provence-france/authentic-bastide-18th-century-10752171)</w:t>
-      </w:r>
     </w:p>
     <w:sectPr>
       <w:pgSz w:w="12240" w:h="15840"/>
@@ -821,6 +970,17 @@
     <w:semiHidden/>
     <w:unhideWhenUsed/>
   </w:style>
+  <w:style w:type="character" w:styleId="Hyperlink">
+    <w:name w:val="Hyperlink"/>
+    <w:basedOn w:val="DefaultParagraphFont"/>
+    <w:uiPriority w:val="99"/>
+    <w:unhideWhenUsed/>
+    <w:rsid w:val="009859C4"/>
+    <w:rPr>
+      <w:color w:val="0563C1" w:themeColor="hyperlink"/>
+      <w:u w:val="single"/>
+    </w:rPr>
+  </w:style>
 </w:styles>
 </file>
 

--- a/capital-lords/notes.docx
+++ b/capital-lords/notes.docx
@@ -257,22 +257,37 @@
     </w:p>
     <w:p>
       <w:r>
+        <w:rPr>
+          <w:highlight w:val="green"/>
+        </w:rPr>
         <w:t xml:space="preserve">7- </w:t>
       </w:r>
       <w:proofErr w:type="gramStart"/>
       <w:r>
+        <w:rPr>
+          <w:highlight w:val="green"/>
+        </w:rPr>
         <w:t>in</w:t>
       </w:r>
       <w:proofErr w:type="gramEnd"/>
       <w:r>
+        <w:rPr>
+          <w:highlight w:val="green"/>
+        </w:rPr>
         <w:t xml:space="preserve"> design 2 contact </w:t>
       </w:r>
       <w:proofErr w:type="spellStart"/>
       <w:r>
+        <w:rPr>
+          <w:highlight w:val="green"/>
+        </w:rPr>
         <w:t>dont</w:t>
       </w:r>
       <w:proofErr w:type="spellEnd"/>
       <w:r>
+        <w:rPr>
+          <w:highlight w:val="green"/>
+        </w:rPr>
         <w:t xml:space="preserve"> work well in responsive</w:t>
       </w:r>
     </w:p>
@@ -460,84 +475,138 @@
     </w:p>
     <w:p/>
     <w:p>
-      <w:r>
+      <w:pPr>
+        <w:rPr>
+          <w:rFonts w:hint="cs"/>
+          <w:rtl/>
+          <w:lang w:bidi="ar-EG"/>
+        </w:rPr>
+      </w:pPr>
+      <w:r>
+        <w:rPr>
+          <w:highlight w:val="green"/>
+        </w:rPr>
         <w:t>14- Remove Icon IN register</w:t>
       </w:r>
-    </w:p>
-    <w:p>
-      <w:r>
-        <w:t xml:space="preserve">15- And Register and </w:t>
-      </w:r>
-      <w:proofErr w:type="spellStart"/>
-      <w:r>
-        <w:t>whatsapp</w:t>
-      </w:r>
-      <w:proofErr w:type="spellEnd"/>
-      <w:r>
-        <w:t xml:space="preserve"> not well in responsive</w:t>
-      </w:r>
-    </w:p>
-    <w:p>
-      <w:r>
-        <w:rPr>
-          <w:highlight w:val="green"/>
-        </w:rPr>
-        <w:t xml:space="preserve">16- </w:t>
-      </w:r>
-      <w:proofErr w:type="gramStart"/>
-      <w:r>
-        <w:rPr>
-          <w:highlight w:val="green"/>
-        </w:rPr>
-        <w:t>add</w:t>
-      </w:r>
-      <w:proofErr w:type="gramEnd"/>
-      <w:r>
-        <w:rPr>
-          <w:highlight w:val="green"/>
-        </w:rPr>
-        <w:t xml:space="preserve"> </w:t>
-      </w:r>
-      <w:proofErr w:type="spellStart"/>
-      <w:r>
-        <w:rPr>
-          <w:highlight w:val="green"/>
-        </w:rPr>
-        <w:t>mountin</w:t>
-      </w:r>
-      <w:proofErr w:type="spellEnd"/>
-      <w:r>
-        <w:rPr>
-          <w:highlight w:val="green"/>
-        </w:rPr>
-        <w:t xml:space="preserve"> view in home</w:t>
-      </w:r>
-    </w:p>
-    <w:p>
-      <w:r>
-        <w:t xml:space="preserve">17- </w:t>
-      </w:r>
-      <w:proofErr w:type="gramStart"/>
-      <w:r>
-        <w:t>space</w:t>
-      </w:r>
-      <w:proofErr w:type="gramEnd"/>
-      <w:r>
-        <w:t xml:space="preserve"> bottom in filter</w:t>
-      </w:r>
-    </w:p>
-    <w:p>
-      <w:r>
-        <w:t>18- add dropdown</w:t>
-      </w:r>
-      <w:r>
-        <w:t xml:space="preserve"> </w:t>
-      </w:r>
-      <w:r>
-        <w:t>in property type</w:t>
+      <w:r>
+        <w:tab/>
       </w:r>
       <w:bookmarkStart w:id="0" w:name="_GoBack"/>
       <w:bookmarkEnd w:id="0"/>
+    </w:p>
+    <w:p>
+      <w:r>
+        <w:rPr>
+          <w:highlight w:val="green"/>
+        </w:rPr>
+        <w:t xml:space="preserve">15- And Register and </w:t>
+      </w:r>
+      <w:proofErr w:type="spellStart"/>
+      <w:r>
+        <w:rPr>
+          <w:highlight w:val="green"/>
+        </w:rPr>
+        <w:t>whatsapp</w:t>
+      </w:r>
+      <w:proofErr w:type="spellEnd"/>
+      <w:r>
+        <w:rPr>
+          <w:highlight w:val="green"/>
+        </w:rPr>
+        <w:t xml:space="preserve"> not well in responsive</w:t>
+      </w:r>
+    </w:p>
+    <w:p>
+      <w:r>
+        <w:rPr>
+          <w:highlight w:val="green"/>
+        </w:rPr>
+        <w:t xml:space="preserve">16- </w:t>
+      </w:r>
+      <w:proofErr w:type="gramStart"/>
+      <w:r>
+        <w:rPr>
+          <w:highlight w:val="green"/>
+        </w:rPr>
+        <w:t>add</w:t>
+      </w:r>
+      <w:proofErr w:type="gramEnd"/>
+      <w:r>
+        <w:rPr>
+          <w:highlight w:val="green"/>
+        </w:rPr>
+        <w:t xml:space="preserve"> </w:t>
+      </w:r>
+      <w:proofErr w:type="spellStart"/>
+      <w:r>
+        <w:rPr>
+          <w:highlight w:val="green"/>
+        </w:rPr>
+        <w:t>mountin</w:t>
+      </w:r>
+      <w:proofErr w:type="spellEnd"/>
+      <w:r>
+        <w:rPr>
+          <w:highlight w:val="green"/>
+        </w:rPr>
+        <w:t xml:space="preserve"> view in home</w:t>
+      </w:r>
+    </w:p>
+    <w:p>
+      <w:r>
+        <w:rPr>
+          <w:highlight w:val="green"/>
+        </w:rPr>
+        <w:t xml:space="preserve">17- </w:t>
+      </w:r>
+      <w:proofErr w:type="gramStart"/>
+      <w:r>
+        <w:rPr>
+          <w:highlight w:val="green"/>
+        </w:rPr>
+        <w:t>space</w:t>
+      </w:r>
+      <w:proofErr w:type="gramEnd"/>
+      <w:r>
+        <w:rPr>
+          <w:highlight w:val="green"/>
+        </w:rPr>
+        <w:t xml:space="preserve"> bottom in filter</w:t>
+      </w:r>
+    </w:p>
+    <w:p>
+      <w:r>
+        <w:rPr>
+          <w:highlight w:val="green"/>
+        </w:rPr>
+        <w:t xml:space="preserve">18- </w:t>
+      </w:r>
+      <w:proofErr w:type="gramStart"/>
+      <w:r>
+        <w:rPr>
+          <w:highlight w:val="green"/>
+        </w:rPr>
+        <w:t>add</w:t>
+      </w:r>
+      <w:proofErr w:type="gramEnd"/>
+      <w:r>
+        <w:rPr>
+          <w:highlight w:val="green"/>
+        </w:rPr>
+        <w:t xml:space="preserve"> dropdown</w:t>
+      </w:r>
+      <w:r>
+        <w:rPr>
+          <w:highlight w:val="green"/>
+        </w:rPr>
+        <w:t xml:space="preserve"> </w:t>
+      </w:r>
+      <w:r>
+        <w:rPr>
+          <w:highlight w:val="green"/>
+        </w:rPr>
+        <w:t>in property type</w:t>
+      </w:r>
     </w:p>
     <w:sectPr>
       <w:pgSz w:w="12240" w:h="15840"/>

--- a/capital-lords/notes.docx
+++ b/capital-lords/notes.docx
@@ -5,608 +5,856 @@
     <w:p>
       <w:pPr>
         <w:rPr>
-          <w:highlight w:val="green"/>
-        </w:rPr>
-      </w:pPr>
-      <w:r>
-        <w:rPr>
-          <w:highlight w:val="green"/>
-        </w:rPr>
-        <w:t xml:space="preserve">1- </w:t>
-      </w:r>
+          <w:sz w:val="32"/>
+          <w:szCs w:val="32"/>
+        </w:rPr>
+      </w:pPr>
+      <w:r>
+        <w:rPr>
+          <w:sz w:val="32"/>
+          <w:szCs w:val="32"/>
+        </w:rPr>
+        <w:t xml:space="preserve">Hello </w:t>
+      </w:r>
+    </w:p>
+    <w:p>
+      <w:pPr>
+        <w:rPr>
+          <w:sz w:val="32"/>
+          <w:szCs w:val="32"/>
+        </w:rPr>
+      </w:pPr>
+      <w:r>
+        <w:rPr>
+          <w:sz w:val="32"/>
+          <w:szCs w:val="32"/>
+        </w:rPr>
+        <w:t xml:space="preserve">// </w:t>
+      </w:r>
+      <w:r>
+        <w:rPr>
+          <w:sz w:val="32"/>
+          <w:szCs w:val="32"/>
+        </w:rPr>
+        <w:t>F</w:t>
+      </w:r>
+      <w:r>
+        <w:rPr>
+          <w:sz w:val="32"/>
+          <w:szCs w:val="32"/>
+        </w:rPr>
+        <w:t>iles</w:t>
+      </w:r>
+    </w:p>
+    <w:p>
+      <w:pPr>
+        <w:pStyle w:val="ListParagraph"/>
+        <w:numPr>
+          <w:ilvl w:val="0"/>
+          <w:numId w:val="2"/>
+        </w:numPr>
+        <w:rPr>
+          <w:sz w:val="32"/>
+          <w:szCs w:val="32"/>
+        </w:rPr>
+      </w:pPr>
+      <w:r>
+        <w:rPr>
+          <w:sz w:val="32"/>
+          <w:szCs w:val="32"/>
+        </w:rPr>
+        <w:t>CSS</w:t>
+      </w:r>
+    </w:p>
+    <w:p>
+      <w:pPr>
+        <w:pStyle w:val="ListParagraph"/>
+        <w:numPr>
+          <w:ilvl w:val="0"/>
+          <w:numId w:val="1"/>
+        </w:numPr>
+        <w:rPr>
+          <w:sz w:val="32"/>
+          <w:szCs w:val="32"/>
+        </w:rPr>
+      </w:pPr>
+      <w:r>
+        <w:rPr>
+          <w:sz w:val="32"/>
+          <w:szCs w:val="32"/>
+        </w:rPr>
+        <w:t>[ Icomoon</w:t>
+      </w:r>
+      <w:r>
+        <w:rPr>
+          <w:sz w:val="32"/>
+          <w:szCs w:val="32"/>
+        </w:rPr>
+        <w:t>.css</w:t>
+      </w:r>
+      <w:r>
+        <w:rPr>
+          <w:sz w:val="32"/>
+          <w:szCs w:val="32"/>
+        </w:rPr>
+        <w:t xml:space="preserve"> ] =&gt; convert </w:t>
+      </w:r>
+      <w:proofErr w:type="spellStart"/>
+      <w:r>
+        <w:rPr>
+          <w:sz w:val="32"/>
+          <w:szCs w:val="32"/>
+        </w:rPr>
+        <w:t>svg</w:t>
+      </w:r>
+      <w:proofErr w:type="spellEnd"/>
+      <w:r>
+        <w:rPr>
+          <w:sz w:val="32"/>
+          <w:szCs w:val="32"/>
+        </w:rPr>
+        <w:t xml:space="preserve"> images to fonts </w:t>
+      </w:r>
+    </w:p>
+    <w:p>
+      <w:pPr>
+        <w:pStyle w:val="ListParagraph"/>
+        <w:numPr>
+          <w:ilvl w:val="0"/>
+          <w:numId w:val="1"/>
+        </w:numPr>
+        <w:rPr>
+          <w:sz w:val="32"/>
+          <w:szCs w:val="32"/>
+        </w:rPr>
+      </w:pPr>
+      <w:r>
+        <w:rPr>
+          <w:sz w:val="32"/>
+          <w:szCs w:val="32"/>
+        </w:rPr>
+        <w:t>[ bootstrap</w:t>
+      </w:r>
+      <w:r>
+        <w:rPr>
+          <w:sz w:val="32"/>
+          <w:szCs w:val="32"/>
+        </w:rPr>
+        <w:t>.css</w:t>
+      </w:r>
+      <w:r>
+        <w:rPr>
+          <w:sz w:val="32"/>
+          <w:szCs w:val="32"/>
+        </w:rPr>
+        <w:t xml:space="preserve"> ] </w:t>
+      </w:r>
+      <w:proofErr w:type="spellStart"/>
+      <w:r>
+        <w:rPr>
+          <w:sz w:val="32"/>
+          <w:szCs w:val="32"/>
+        </w:rPr>
+        <w:t>css</w:t>
+      </w:r>
+      <w:proofErr w:type="spellEnd"/>
+      <w:r>
+        <w:rPr>
+          <w:sz w:val="32"/>
+          <w:szCs w:val="32"/>
+        </w:rPr>
+        <w:t xml:space="preserve"> framework</w:t>
+      </w:r>
+    </w:p>
+    <w:p>
+      <w:pPr>
+        <w:pStyle w:val="ListParagraph"/>
+        <w:numPr>
+          <w:ilvl w:val="0"/>
+          <w:numId w:val="1"/>
+        </w:numPr>
+        <w:rPr>
+          <w:sz w:val="32"/>
+          <w:szCs w:val="32"/>
+        </w:rPr>
+      </w:pPr>
+      <w:r>
+        <w:rPr>
+          <w:sz w:val="32"/>
+          <w:szCs w:val="32"/>
+        </w:rPr>
+        <w:t>[ fontawesome</w:t>
+      </w:r>
+      <w:r>
+        <w:rPr>
+          <w:sz w:val="32"/>
+          <w:szCs w:val="32"/>
+        </w:rPr>
+        <w:t>.css</w:t>
+      </w:r>
+      <w:r>
+        <w:rPr>
+          <w:sz w:val="32"/>
+          <w:szCs w:val="32"/>
+        </w:rPr>
+        <w:t xml:space="preserve"> ] font icons</w:t>
+      </w:r>
+    </w:p>
+    <w:p>
+      <w:pPr>
+        <w:pStyle w:val="ListParagraph"/>
+        <w:numPr>
+          <w:ilvl w:val="0"/>
+          <w:numId w:val="1"/>
+        </w:numPr>
+        <w:rPr>
+          <w:sz w:val="32"/>
+          <w:szCs w:val="32"/>
+        </w:rPr>
+      </w:pPr>
+      <w:r>
+        <w:rPr>
+          <w:sz w:val="32"/>
+          <w:szCs w:val="32"/>
+        </w:rPr>
+        <w:t xml:space="preserve">[ main.css ] this is main </w:t>
+      </w:r>
+      <w:proofErr w:type="spellStart"/>
+      <w:r>
+        <w:rPr>
+          <w:sz w:val="32"/>
+          <w:szCs w:val="32"/>
+        </w:rPr>
+        <w:t>css</w:t>
+      </w:r>
+      <w:proofErr w:type="spellEnd"/>
+      <w:r>
+        <w:rPr>
+          <w:sz w:val="32"/>
+          <w:szCs w:val="32"/>
+        </w:rPr>
+        <w:t xml:space="preserve"> file</w:t>
+      </w:r>
+      <w:r>
+        <w:rPr>
+          <w:sz w:val="32"/>
+          <w:szCs w:val="32"/>
+        </w:rPr>
+        <w:t xml:space="preserve"> to all pages</w:t>
+      </w:r>
+    </w:p>
+    <w:p>
+      <w:pPr>
+        <w:pStyle w:val="ListParagraph"/>
+        <w:numPr>
+          <w:ilvl w:val="0"/>
+          <w:numId w:val="1"/>
+        </w:numPr>
+        <w:rPr>
+          <w:sz w:val="32"/>
+          <w:szCs w:val="32"/>
+        </w:rPr>
+      </w:pPr>
+      <w:r>
+        <w:rPr>
+          <w:sz w:val="32"/>
+          <w:szCs w:val="32"/>
+        </w:rPr>
+        <w:t>[ Swiper.css ] (</w:t>
+      </w:r>
+      <w:proofErr w:type="spellStart"/>
+      <w:r>
+        <w:rPr>
+          <w:sz w:val="32"/>
+          <w:szCs w:val="32"/>
+        </w:rPr>
+        <w:t>cd</w:t>
+      </w:r>
+      <w:r>
+        <w:rPr>
+          <w:sz w:val="32"/>
+          <w:szCs w:val="32"/>
+        </w:rPr>
+        <w:t>n</w:t>
+      </w:r>
+      <w:proofErr w:type="spellEnd"/>
+      <w:r>
+        <w:rPr>
+          <w:sz w:val="32"/>
+          <w:szCs w:val="32"/>
+        </w:rPr>
+        <w:t>) slider (slideshow)</w:t>
+      </w:r>
+      <w:r>
+        <w:rPr>
+          <w:sz w:val="32"/>
+          <w:szCs w:val="32"/>
+        </w:rPr>
+        <w:t xml:space="preserve"> used in project</w:t>
+      </w:r>
+    </w:p>
+    <w:p>
+      <w:pPr>
+        <w:pStyle w:val="ListParagraph"/>
+        <w:numPr>
+          <w:ilvl w:val="0"/>
+          <w:numId w:val="1"/>
+        </w:numPr>
+        <w:rPr>
+          <w:sz w:val="32"/>
+          <w:szCs w:val="32"/>
+        </w:rPr>
+      </w:pPr>
+      <w:r>
+        <w:rPr>
+          <w:sz w:val="32"/>
+          <w:szCs w:val="32"/>
+        </w:rPr>
+        <w:t xml:space="preserve">And other </w:t>
+      </w:r>
+      <w:proofErr w:type="spellStart"/>
+      <w:r>
+        <w:rPr>
+          <w:sz w:val="32"/>
+          <w:szCs w:val="32"/>
+        </w:rPr>
+        <w:t>css</w:t>
+      </w:r>
+      <w:proofErr w:type="spellEnd"/>
+      <w:r>
+        <w:rPr>
+          <w:sz w:val="32"/>
+          <w:szCs w:val="32"/>
+        </w:rPr>
+        <w:t xml:space="preserve"> files pages</w:t>
+      </w:r>
+    </w:p>
+    <w:p>
+      <w:pPr>
+        <w:ind w:left="360"/>
+        <w:rPr>
+          <w:sz w:val="32"/>
+          <w:szCs w:val="32"/>
+        </w:rPr>
+      </w:pPr>
+    </w:p>
+    <w:p>
+      <w:pPr>
+        <w:pStyle w:val="ListParagraph"/>
+        <w:numPr>
+          <w:ilvl w:val="0"/>
+          <w:numId w:val="2"/>
+        </w:numPr>
+        <w:rPr>
+          <w:sz w:val="32"/>
+          <w:szCs w:val="32"/>
+        </w:rPr>
+      </w:pPr>
+      <w:r>
+        <w:rPr>
+          <w:sz w:val="32"/>
+          <w:szCs w:val="32"/>
+        </w:rPr>
+        <w:t>JS</w:t>
+      </w:r>
+    </w:p>
+    <w:p>
+      <w:pPr>
+        <w:pStyle w:val="ListParagraph"/>
+        <w:numPr>
+          <w:ilvl w:val="0"/>
+          <w:numId w:val="3"/>
+        </w:numPr>
+        <w:rPr>
+          <w:sz w:val="32"/>
+          <w:szCs w:val="32"/>
+        </w:rPr>
+      </w:pPr>
+      <w:r>
+        <w:rPr>
+          <w:sz w:val="32"/>
+          <w:szCs w:val="32"/>
+        </w:rPr>
+        <w:t xml:space="preserve">[ Functions.js ] </w:t>
+      </w:r>
+      <w:r>
+        <w:rPr>
+          <w:sz w:val="32"/>
+          <w:szCs w:val="32"/>
+        </w:rPr>
+        <w:t xml:space="preserve">this is main file scripts </w:t>
+      </w:r>
+    </w:p>
+    <w:p>
+      <w:pPr>
+        <w:pStyle w:val="ListParagraph"/>
+        <w:numPr>
+          <w:ilvl w:val="0"/>
+          <w:numId w:val="3"/>
+        </w:numPr>
+        <w:rPr>
+          <w:sz w:val="32"/>
+          <w:szCs w:val="32"/>
+        </w:rPr>
+      </w:pPr>
       <w:proofErr w:type="gramStart"/>
       <w:r>
         <w:rPr>
-          <w:highlight w:val="green"/>
-        </w:rPr>
-        <w:t>filter</w:t>
+          <w:sz w:val="32"/>
+          <w:szCs w:val="32"/>
+        </w:rPr>
+        <w:t>[ Bootstrap.js</w:t>
       </w:r>
       <w:proofErr w:type="gramEnd"/>
       <w:r>
         <w:rPr>
-          <w:highlight w:val="green"/>
-        </w:rPr>
-        <w:t xml:space="preserve"> in slider </w:t>
-      </w:r>
-    </w:p>
-    <w:p>
-      <w:pPr>
-        <w:rPr>
-          <w:highlight w:val="green"/>
-        </w:rPr>
-      </w:pPr>
-      <w:r>
-        <w:rPr>
-          <w:highlight w:val="green"/>
-        </w:rPr>
-        <w:tab/>
-        <w:t xml:space="preserve">-less font-size in dropdown </w:t>
-      </w:r>
-    </w:p>
-    <w:p>
-      <w:pPr>
-        <w:rPr>
-          <w:highlight w:val="green"/>
-        </w:rPr>
-      </w:pPr>
-      <w:r>
-        <w:rPr>
-          <w:highlight w:val="green"/>
-        </w:rPr>
-        <w:tab/>
-        <w:t xml:space="preserve">-make arrow rotate when </w:t>
+          <w:sz w:val="32"/>
+          <w:szCs w:val="32"/>
+        </w:rPr>
+        <w:t xml:space="preserve"> ] …</w:t>
+      </w:r>
+    </w:p>
+    <w:p>
+      <w:pPr>
+        <w:pStyle w:val="ListParagraph"/>
+        <w:numPr>
+          <w:ilvl w:val="0"/>
+          <w:numId w:val="3"/>
+        </w:numPr>
+        <w:rPr>
+          <w:sz w:val="32"/>
+          <w:szCs w:val="32"/>
+        </w:rPr>
+      </w:pPr>
+      <w:r>
+        <w:rPr>
+          <w:sz w:val="32"/>
+          <w:szCs w:val="32"/>
+        </w:rPr>
+        <w:t xml:space="preserve">[ Projects.js ] </w:t>
+      </w:r>
+      <w:r>
+        <w:rPr>
+          <w:sz w:val="32"/>
+          <w:szCs w:val="32"/>
+        </w:rPr>
+        <w:t>this file for [projects.html, project-1.html]</w:t>
+      </w:r>
+    </w:p>
+    <w:p>
+      <w:pPr>
+        <w:pStyle w:val="ListParagraph"/>
+        <w:numPr>
+          <w:ilvl w:val="0"/>
+          <w:numId w:val="3"/>
+        </w:numPr>
+        <w:rPr>
+          <w:sz w:val="32"/>
+          <w:szCs w:val="32"/>
+        </w:rPr>
+      </w:pPr>
+      <w:proofErr w:type="gramStart"/>
+      <w:r>
+        <w:rPr>
+          <w:sz w:val="32"/>
+          <w:szCs w:val="32"/>
+        </w:rPr>
+        <w:t xml:space="preserve">[ </w:t>
       </w:r>
       <w:proofErr w:type="spellStart"/>
       <w:r>
         <w:rPr>
-          <w:highlight w:val="green"/>
-        </w:rPr>
-        <w:t>opend</w:t>
+          <w:sz w:val="32"/>
+          <w:szCs w:val="32"/>
+        </w:rPr>
+        <w:t>Jquery</w:t>
       </w:r>
       <w:proofErr w:type="spellEnd"/>
-      <w:r>
-        <w:rPr>
-          <w:highlight w:val="green"/>
-        </w:rPr>
-        <w:t xml:space="preserve"> or closed</w:t>
-      </w:r>
-    </w:p>
-    <w:p>
-      <w:r>
-        <w:rPr>
-          <w:highlight w:val="green"/>
-        </w:rPr>
-        <w:tab/>
-        <w:t>-Make dropdown started from bottom of container and responsive</w:t>
-      </w:r>
-    </w:p>
-    <w:p>
-      <w:r>
-        <w:rPr>
-          <w:highlight w:val="green"/>
-        </w:rPr>
-        <w:t xml:space="preserve">2- </w:t>
+      <w:proofErr w:type="gramEnd"/>
+      <w:r>
+        <w:rPr>
+          <w:sz w:val="32"/>
+          <w:szCs w:val="32"/>
+        </w:rPr>
+        <w:t xml:space="preserve"> ] …</w:t>
+      </w:r>
+    </w:p>
+    <w:p>
+      <w:pPr>
+        <w:pStyle w:val="ListParagraph"/>
+        <w:numPr>
+          <w:ilvl w:val="0"/>
+          <w:numId w:val="3"/>
+        </w:numPr>
+        <w:rPr>
+          <w:sz w:val="32"/>
+          <w:szCs w:val="32"/>
+        </w:rPr>
+      </w:pPr>
+      <w:r>
+        <w:rPr>
+          <w:sz w:val="32"/>
+          <w:szCs w:val="32"/>
+        </w:rPr>
+        <w:t>[ Range  Slider ] (</w:t>
       </w:r>
       <w:proofErr w:type="spellStart"/>
       <w:r>
         <w:rPr>
-          <w:highlight w:val="green"/>
-        </w:rPr>
-        <w:t>Langauge</w:t>
+          <w:sz w:val="32"/>
+          <w:szCs w:val="32"/>
+        </w:rPr>
+        <w:t>cdn</w:t>
       </w:r>
       <w:proofErr w:type="spellEnd"/>
       <w:r>
         <w:rPr>
-          <w:highlight w:val="green"/>
-        </w:rPr>
-        <w:t xml:space="preserve"> make English </w:t>
-      </w:r>
-      <w:proofErr w:type="gramStart"/>
-      <w:r>
-        <w:rPr>
-          <w:highlight w:val="green"/>
-        </w:rPr>
-        <w:t>To</w:t>
-      </w:r>
-      <w:proofErr w:type="gramEnd"/>
-      <w:r>
-        <w:rPr>
-          <w:highlight w:val="green"/>
-        </w:rPr>
-        <w:t xml:space="preserve"> (ENG)</w:t>
-      </w:r>
-    </w:p>
-    <w:p>
-      <w:r>
-        <w:rPr>
-          <w:highlight w:val="green"/>
-        </w:rPr>
-        <w:t>3- Take video from emaarmisr.com</w:t>
-      </w:r>
-      <w:r>
-        <w:rPr>
-          <w:highlight w:val="green"/>
-        </w:rPr>
-        <w:t xml:space="preserve"> and add it in first slide home</w:t>
-      </w:r>
-    </w:p>
-    <w:p>
-      <w:r>
-        <w:rPr>
-          <w:highlight w:val="green"/>
-        </w:rPr>
-        <w:t xml:space="preserve">4- Projects in footer when </w:t>
+          <w:sz w:val="32"/>
+          <w:szCs w:val="32"/>
+        </w:rPr>
+        <w:t>) for price range and Area in index.html modal</w:t>
+      </w:r>
+      <w:r>
+        <w:rPr>
+          <w:rFonts w:hint="cs"/>
+          <w:sz w:val="32"/>
+          <w:szCs w:val="32"/>
+          <w:rtl/>
+        </w:rPr>
+        <w:t xml:space="preserve"> </w:t>
+      </w:r>
+      <w:r>
+        <w:rPr>
+          <w:sz w:val="32"/>
+          <w:szCs w:val="32"/>
+          <w:u w:val="single"/>
+        </w:rPr>
+        <w:t>(http://ionden.com/a/plugins/ion.rangeSlider/)</w:t>
+      </w:r>
+    </w:p>
+    <w:p>
+      <w:pPr>
+        <w:pStyle w:val="ListParagraph"/>
+        <w:numPr>
+          <w:ilvl w:val="0"/>
+          <w:numId w:val="3"/>
+        </w:numPr>
+        <w:rPr>
+          <w:sz w:val="32"/>
+          <w:szCs w:val="32"/>
+        </w:rPr>
+      </w:pPr>
+      <w:r>
+        <w:rPr>
+          <w:sz w:val="32"/>
+          <w:szCs w:val="32"/>
+        </w:rPr>
+        <w:t xml:space="preserve">[ </w:t>
       </w:r>
       <w:proofErr w:type="spellStart"/>
       <w:r>
         <w:rPr>
-          <w:highlight w:val="green"/>
-        </w:rPr>
-        <w:t>i</w:t>
+          <w:sz w:val="32"/>
+          <w:szCs w:val="32"/>
+        </w:rPr>
+        <w:t>Swiperjs</w:t>
       </w:r>
       <w:proofErr w:type="spellEnd"/>
       <w:r>
         <w:rPr>
-          <w:highlight w:val="green"/>
-        </w:rPr>
-        <w:t xml:space="preserve"> choose any page change page projects (to page </w:t>
+          <w:sz w:val="32"/>
+          <w:szCs w:val="32"/>
+        </w:rPr>
+        <w:t xml:space="preserve"> ] </w:t>
+      </w:r>
+      <w:r>
+        <w:rPr>
+          <w:sz w:val="32"/>
+          <w:szCs w:val="32"/>
+        </w:rPr>
+        <w:t>Slider</w:t>
+      </w:r>
+    </w:p>
+    <w:p>
+      <w:pPr>
+        <w:pStyle w:val="ListParagraph"/>
+        <w:numPr>
+          <w:ilvl w:val="0"/>
+          <w:numId w:val="3"/>
+        </w:numPr>
+        <w:rPr>
+          <w:sz w:val="32"/>
+          <w:szCs w:val="32"/>
+        </w:rPr>
+      </w:pPr>
+      <w:r>
+        <w:rPr>
+          <w:sz w:val="32"/>
+          <w:szCs w:val="32"/>
+        </w:rPr>
+        <w:t xml:space="preserve">[ Slim Select ] this is </w:t>
       </w:r>
       <w:proofErr w:type="spellStart"/>
       <w:r>
         <w:rPr>
-          <w:highlight w:val="green"/>
-        </w:rPr>
-        <w:t>i</w:t>
+          <w:sz w:val="32"/>
+          <w:szCs w:val="32"/>
+        </w:rPr>
+        <w:t>selectbox</w:t>
       </w:r>
       <w:proofErr w:type="spellEnd"/>
       <w:r>
         <w:rPr>
-          <w:highlight w:val="green"/>
+          <w:sz w:val="32"/>
+          <w:szCs w:val="32"/>
+        </w:rPr>
+        <w:t xml:space="preserve"> package instead of normal &lt;select&gt;&lt;/select&gt; html</w:t>
+      </w:r>
+      <w:r>
+        <w:rPr>
+          <w:sz w:val="32"/>
+          <w:szCs w:val="32"/>
         </w:rPr>
         <w:t xml:space="preserve"> </w:t>
       </w:r>
-      <w:proofErr w:type="spellStart"/>
-      <w:r>
-        <w:rPr>
-          <w:highlight w:val="green"/>
-        </w:rPr>
-        <w:t>choosed</w:t>
-      </w:r>
-      <w:proofErr w:type="spellEnd"/>
-      <w:r>
-        <w:rPr>
-          <w:highlight w:val="green"/>
-        </w:rPr>
-        <w:t xml:space="preserve"> it and change icon)</w:t>
-      </w:r>
-    </w:p>
-    <w:p>
-      <w:r>
-        <w:rPr>
-          <w:highlight w:val="green"/>
-        </w:rPr>
-        <w:t xml:space="preserve">5- </w:t>
-      </w:r>
-      <w:proofErr w:type="gramStart"/>
-      <w:r>
-        <w:rPr>
-          <w:highlight w:val="green"/>
-        </w:rPr>
-        <w:t>telephone</w:t>
-      </w:r>
-      <w:proofErr w:type="gramEnd"/>
-      <w:r>
-        <w:rPr>
-          <w:highlight w:val="green"/>
-        </w:rPr>
-        <w:t xml:space="preserve"> icon in </w:t>
-      </w:r>
-      <w:proofErr w:type="spellStart"/>
-      <w:r>
-        <w:rPr>
-          <w:highlight w:val="green"/>
-        </w:rPr>
-        <w:t>navbar</w:t>
-      </w:r>
-      <w:proofErr w:type="spellEnd"/>
-      <w:r>
-        <w:rPr>
-          <w:highlight w:val="green"/>
-        </w:rPr>
-        <w:t xml:space="preserve"> when </w:t>
-      </w:r>
-      <w:proofErr w:type="spellStart"/>
-      <w:r>
-        <w:rPr>
-          <w:highlight w:val="green"/>
-        </w:rPr>
-        <w:t>i</w:t>
-      </w:r>
-      <w:proofErr w:type="spellEnd"/>
-      <w:r>
-        <w:rPr>
-          <w:highlight w:val="green"/>
-        </w:rPr>
-        <w:t xml:space="preserve"> make hover visible number and responsive when </w:t>
-      </w:r>
-      <w:proofErr w:type="spellStart"/>
-      <w:r>
-        <w:rPr>
-          <w:highlight w:val="green"/>
-        </w:rPr>
-        <w:t>i</w:t>
-      </w:r>
-      <w:proofErr w:type="spellEnd"/>
-      <w:r>
-        <w:rPr>
-          <w:highlight w:val="green"/>
-        </w:rPr>
-        <w:t xml:space="preserve"> make hover visible it like dropdown</w:t>
-      </w:r>
-    </w:p>
-    <w:p>
-      <w:r>
-        <w:rPr>
-          <w:highlight w:val="green"/>
-        </w:rPr>
-        <w:t>6- in home page responsive visible just 6 projects</w:t>
-      </w:r>
-      <w:r>
-        <w:t xml:space="preserve"> </w:t>
-      </w:r>
-    </w:p>
-    <w:p>
-      <w:r>
-        <w:rPr>
-          <w:highlight w:val="green"/>
-        </w:rPr>
-        <w:t xml:space="preserve">7- </w:t>
-      </w:r>
-      <w:proofErr w:type="gramStart"/>
-      <w:r>
-        <w:rPr>
-          <w:highlight w:val="green"/>
-        </w:rPr>
-        <w:t>in</w:t>
-      </w:r>
-      <w:proofErr w:type="gramEnd"/>
-      <w:r>
-        <w:rPr>
-          <w:highlight w:val="green"/>
-        </w:rPr>
-        <w:t xml:space="preserve"> design 2 contact </w:t>
-      </w:r>
-      <w:proofErr w:type="spellStart"/>
-      <w:r>
-        <w:rPr>
-          <w:highlight w:val="green"/>
-        </w:rPr>
-        <w:t>dont</w:t>
-      </w:r>
-      <w:proofErr w:type="spellEnd"/>
-      <w:r>
-        <w:rPr>
-          <w:highlight w:val="green"/>
-        </w:rPr>
-        <w:t xml:space="preserve"> work well in responsive</w:t>
-      </w:r>
-    </w:p>
-    <w:p>
-      <w:r>
-        <w:rPr>
-          <w:highlight w:val="green"/>
-        </w:rPr>
-        <w:t xml:space="preserve">8- </w:t>
-      </w:r>
-      <w:proofErr w:type="gramStart"/>
-      <w:r>
-        <w:rPr>
-          <w:highlight w:val="green"/>
-        </w:rPr>
-        <w:t>in</w:t>
-      </w:r>
-      <w:proofErr w:type="gramEnd"/>
-      <w:r>
-        <w:rPr>
-          <w:highlight w:val="green"/>
-        </w:rPr>
-        <w:t xml:space="preserve"> design 2 in responsive make profile tall and titles same screen in </w:t>
-      </w:r>
-      <w:proofErr w:type="spellStart"/>
-      <w:r>
-        <w:rPr>
-          <w:highlight w:val="green"/>
-        </w:rPr>
-        <w:t>Adboe</w:t>
-      </w:r>
-      <w:proofErr w:type="spellEnd"/>
-      <w:r>
-        <w:rPr>
-          <w:highlight w:val="green"/>
-        </w:rPr>
-        <w:t xml:space="preserve"> XD</w:t>
-      </w:r>
-    </w:p>
-    <w:p>
-      <w:r>
-        <w:rPr>
-          <w:highlight w:val="green"/>
-        </w:rPr>
-        <w:t xml:space="preserve">9- </w:t>
-      </w:r>
-      <w:proofErr w:type="gramStart"/>
-      <w:r>
-        <w:rPr>
-          <w:highlight w:val="green"/>
-        </w:rPr>
-        <w:t>in</w:t>
-      </w:r>
-      <w:proofErr w:type="gramEnd"/>
-      <w:r>
-        <w:rPr>
-          <w:highlight w:val="green"/>
-        </w:rPr>
-        <w:t xml:space="preserve"> filter make input 50%</w:t>
-      </w:r>
-    </w:p>
-    <w:p>
-      <w:pPr>
-        <w:rPr>
-          <w:rFonts w:hint="cs"/>
-          <w:rtl/>
-          <w:lang w:bidi="ar-EG"/>
-        </w:rPr>
-      </w:pPr>
-      <w:r>
-        <w:rPr>
-          <w:highlight w:val="green"/>
-        </w:rPr>
-        <w:t xml:space="preserve">10- </w:t>
-      </w:r>
-      <w:proofErr w:type="gramStart"/>
-      <w:r>
-        <w:rPr>
-          <w:highlight w:val="green"/>
-        </w:rPr>
-        <w:t>less</w:t>
-      </w:r>
-      <w:proofErr w:type="gramEnd"/>
-      <w:r>
-        <w:rPr>
-          <w:highlight w:val="green"/>
-        </w:rPr>
-        <w:t xml:space="preserve"> slider bold</w:t>
-      </w:r>
-    </w:p>
-    <w:p>
-      <w:r>
-        <w:rPr>
-          <w:highlight w:val="green"/>
-        </w:rPr>
-        <w:t xml:space="preserve">11- </w:t>
-      </w:r>
-      <w:proofErr w:type="gramStart"/>
-      <w:r>
-        <w:rPr>
-          <w:highlight w:val="green"/>
-        </w:rPr>
-        <w:t>make</w:t>
-      </w:r>
-      <w:proofErr w:type="gramEnd"/>
-      <w:r>
-        <w:rPr>
-          <w:highlight w:val="green"/>
-        </w:rPr>
-        <w:t xml:space="preserve"> price range same https://www.jamesedition.com/real_estate/french-and-swiss-alps?eur_price_cents_from=49000000&amp;eur_price_cents_to=9976365300 no toggle</w:t>
-      </w:r>
-    </w:p>
-    <w:p>
-      <w:r>
-        <w:rPr>
-          <w:highlight w:val="green"/>
-        </w:rPr>
-        <w:t xml:space="preserve">12- </w:t>
-      </w:r>
-      <w:proofErr w:type="gramStart"/>
-      <w:r>
-        <w:rPr>
-          <w:highlight w:val="green"/>
-        </w:rPr>
-        <w:t>change</w:t>
-      </w:r>
-      <w:proofErr w:type="gramEnd"/>
-      <w:r>
-        <w:rPr>
-          <w:highlight w:val="green"/>
-        </w:rPr>
-        <w:t xml:space="preserve"> cancel in filter to clear all</w:t>
-      </w:r>
-    </w:p>
-    <w:p>
-      <w:r>
-        <w:rPr>
-          <w:highlight w:val="green"/>
-        </w:rPr>
-        <w:t xml:space="preserve">13- </w:t>
-      </w:r>
-      <w:proofErr w:type="gramStart"/>
-      <w:r>
-        <w:rPr>
-          <w:highlight w:val="green"/>
-        </w:rPr>
-        <w:t>when</w:t>
-      </w:r>
-      <w:proofErr w:type="gramEnd"/>
-      <w:r>
-        <w:rPr>
-          <w:highlight w:val="green"/>
-        </w:rPr>
-        <w:t xml:space="preserve"> </w:t>
-      </w:r>
-      <w:proofErr w:type="spellStart"/>
-      <w:r>
-        <w:rPr>
-          <w:highlight w:val="green"/>
-        </w:rPr>
-        <w:t>i</w:t>
-      </w:r>
-      <w:proofErr w:type="spellEnd"/>
-      <w:r>
-        <w:rPr>
-          <w:highlight w:val="green"/>
-        </w:rPr>
-        <w:t xml:space="preserve"> make share in design visible dropdown same here (</w:t>
-      </w:r>
-      <w:hyperlink r:id="rId4" w:history="1">
+      <w:r>
+        <w:rPr>
+          <w:sz w:val="32"/>
+          <w:szCs w:val="32"/>
+          <w:u w:val="single"/>
+        </w:rPr>
+        <w:t>(</w:t>
+      </w:r>
+      <w:hyperlink r:id="rId5" w:history="1">
         <w:r>
           <w:rPr>
             <w:rStyle w:val="Hyperlink"/>
-            <w:highlight w:val="green"/>
+            <w:sz w:val="32"/>
+            <w:szCs w:val="32"/>
           </w:rPr>
-          <w:t>https://www.jamesedition.com/real_estate/aix-en-provence-france/authentic-bastide-18th-century-10752171</w:t>
+          <w:t>https://slimselectjs.co</w:t>
+        </w:r>
+        <w:bookmarkStart w:id="0" w:name="_GoBack"/>
+        <w:bookmarkEnd w:id="0"/>
+        <w:r>
+          <w:rPr>
+            <w:rStyle w:val="Hyperlink"/>
+            <w:sz w:val="32"/>
+            <w:szCs w:val="32"/>
+          </w:rPr>
+          <w:t>m/</w:t>
         </w:r>
       </w:hyperlink>
       <w:r>
         <w:rPr>
-          <w:highlight w:val="green"/>
+          <w:sz w:val="32"/>
+          <w:szCs w:val="32"/>
+          <w:u w:val="single"/>
         </w:rPr>
         <w:t>)</w:t>
       </w:r>
     </w:p>
-    <w:p/>
-    <w:p>
-      <w:pPr>
+    <w:p>
+      <w:pPr>
+        <w:rPr>
+          <w:sz w:val="32"/>
+          <w:szCs w:val="32"/>
+        </w:rPr>
+      </w:pPr>
+    </w:p>
+    <w:p>
+      <w:pPr>
+        <w:rPr>
+          <w:sz w:val="32"/>
+          <w:szCs w:val="32"/>
+        </w:rPr>
+      </w:pPr>
+      <w:r>
+        <w:rPr>
+          <w:sz w:val="32"/>
+          <w:szCs w:val="32"/>
+        </w:rPr>
+        <w:t>Mores Notes</w:t>
+      </w:r>
+    </w:p>
+    <w:p>
+      <w:pPr>
+        <w:pStyle w:val="ListParagraph"/>
+        <w:numPr>
+          <w:ilvl w:val="0"/>
+          <w:numId w:val="4"/>
+        </w:numPr>
+        <w:rPr>
+          <w:color w:val="0070C0"/>
+          <w:sz w:val="32"/>
+          <w:szCs w:val="32"/>
+        </w:rPr>
+      </w:pPr>
+      <w:r>
+        <w:rPr>
+          <w:sz w:val="32"/>
+          <w:szCs w:val="32"/>
+        </w:rPr>
+        <w:t xml:space="preserve">Use (modal filter &amp; </w:t>
+      </w:r>
+      <w:proofErr w:type="spellStart"/>
+      <w:r>
+        <w:rPr>
+          <w:sz w:val="32"/>
+          <w:szCs w:val="32"/>
+        </w:rPr>
+        <w:t>navbar</w:t>
+      </w:r>
+      <w:proofErr w:type="spellEnd"/>
+      <w:r>
+        <w:rPr>
+          <w:sz w:val="32"/>
+          <w:szCs w:val="32"/>
+        </w:rPr>
+        <w:t xml:space="preserve"> &amp; footer &amp; menu)</w:t>
+      </w:r>
+      <w:r>
         <w:rPr>
           <w:rFonts w:hint="cs"/>
+          <w:sz w:val="32"/>
+          <w:szCs w:val="32"/>
           <w:rtl/>
+        </w:rPr>
+        <w:t xml:space="preserve"> </w:t>
+      </w:r>
+      <w:r>
+        <w:rPr>
+          <w:sz w:val="32"/>
+          <w:szCs w:val="32"/>
+        </w:rPr>
+        <w:t xml:space="preserve"> Component from </w:t>
+      </w:r>
+      <w:r>
+        <w:rPr>
+          <w:color w:val="0070C0"/>
+          <w:sz w:val="32"/>
+          <w:szCs w:val="32"/>
+        </w:rPr>
+        <w:t>index.html</w:t>
+      </w:r>
+    </w:p>
+    <w:p>
+      <w:pPr>
+        <w:pStyle w:val="ListParagraph"/>
+        <w:numPr>
+          <w:ilvl w:val="0"/>
+          <w:numId w:val="4"/>
+        </w:numPr>
+        <w:rPr>
+          <w:color w:val="0070C0"/>
+          <w:sz w:val="32"/>
+          <w:szCs w:val="32"/>
+        </w:rPr>
+      </w:pPr>
+      <w:r>
+        <w:rPr>
+          <w:sz w:val="32"/>
+          <w:szCs w:val="32"/>
+        </w:rPr>
+        <w:t>some functions used in one page I added it in same page</w:t>
+      </w:r>
+    </w:p>
+    <w:p>
+      <w:pPr>
+        <w:pStyle w:val="ListParagraph"/>
+        <w:numPr>
+          <w:ilvl w:val="0"/>
+          <w:numId w:val="4"/>
+        </w:numPr>
+        <w:rPr>
+          <w:color w:val="0070C0"/>
+          <w:sz w:val="32"/>
+          <w:szCs w:val="32"/>
+        </w:rPr>
+      </w:pPr>
+      <w:r>
+        <w:rPr>
+          <w:sz w:val="32"/>
+          <w:szCs w:val="32"/>
+        </w:rPr>
+        <w:t xml:space="preserve">to use Arabic directions just add class ( </w:t>
+      </w:r>
+      <w:proofErr w:type="spellStart"/>
+      <w:r>
+        <w:rPr>
+          <w:sz w:val="32"/>
+          <w:szCs w:val="32"/>
+        </w:rPr>
+        <w:t>rtl</w:t>
+      </w:r>
+      <w:proofErr w:type="spellEnd"/>
+      <w:r>
+        <w:rPr>
+          <w:sz w:val="32"/>
+          <w:szCs w:val="32"/>
+        </w:rPr>
+        <w:t xml:space="preserve"> ) to body </w:t>
+      </w:r>
+      <w:r>
+        <w:rPr>
+          <w:sz w:val="32"/>
+          <w:szCs w:val="32"/>
+        </w:rPr>
+        <w:t>element</w:t>
+      </w:r>
+    </w:p>
+    <w:p>
+      <w:pPr>
+        <w:pStyle w:val="ListParagraph"/>
+        <w:numPr>
+          <w:ilvl w:val="0"/>
+          <w:numId w:val="4"/>
+        </w:numPr>
+        <w:rPr>
+          <w:color w:val="0070C0"/>
+          <w:sz w:val="32"/>
+          <w:szCs w:val="32"/>
+        </w:rPr>
+      </w:pPr>
+      <w:r>
+        <w:rPr>
+          <w:sz w:val="32"/>
+          <w:szCs w:val="32"/>
+        </w:rPr>
+        <w:t xml:space="preserve">**project-2.html </w:t>
+      </w:r>
+      <w:r>
+        <w:rPr>
+          <w:sz w:val="32"/>
+          <w:szCs w:val="32"/>
+        </w:rPr>
+        <w:t>include</w:t>
+      </w:r>
+      <w:r>
+        <w:rPr>
+          <w:sz w:val="32"/>
+          <w:szCs w:val="32"/>
+        </w:rPr>
+        <w:t xml:space="preserve"> project-1.css</w:t>
+      </w:r>
+      <w:r>
+        <w:rPr>
+          <w:sz w:val="32"/>
+          <w:szCs w:val="32"/>
+        </w:rPr>
+        <w:t xml:space="preserve"> and project-2.css</w:t>
+      </w:r>
+    </w:p>
+    <w:p>
+      <w:pPr>
+        <w:pStyle w:val="ListParagraph"/>
+        <w:rPr>
+          <w:color w:val="0070C0"/>
+          <w:sz w:val="32"/>
+          <w:szCs w:val="32"/>
           <w:lang w:bidi="ar-EG"/>
         </w:rPr>
       </w:pPr>
-      <w:r>
-        <w:rPr>
-          <w:highlight w:val="green"/>
-        </w:rPr>
-        <w:t>14- Remove Icon IN register</w:t>
-      </w:r>
-      <w:r>
-        <w:tab/>
-      </w:r>
-      <w:bookmarkStart w:id="0" w:name="_GoBack"/>
-      <w:bookmarkEnd w:id="0"/>
-    </w:p>
-    <w:p>
-      <w:r>
-        <w:rPr>
-          <w:highlight w:val="green"/>
-        </w:rPr>
-        <w:t xml:space="preserve">15- And Register and </w:t>
-      </w:r>
-      <w:proofErr w:type="spellStart"/>
-      <w:r>
-        <w:rPr>
-          <w:highlight w:val="green"/>
-        </w:rPr>
-        <w:t>whatsapp</w:t>
-      </w:r>
-      <w:proofErr w:type="spellEnd"/>
-      <w:r>
-        <w:rPr>
-          <w:highlight w:val="green"/>
-        </w:rPr>
-        <w:t xml:space="preserve"> not well in responsive</w:t>
-      </w:r>
-    </w:p>
-    <w:p>
-      <w:r>
-        <w:rPr>
-          <w:highlight w:val="green"/>
-        </w:rPr>
-        <w:t xml:space="preserve">16- </w:t>
-      </w:r>
-      <w:proofErr w:type="gramStart"/>
-      <w:r>
-        <w:rPr>
-          <w:highlight w:val="green"/>
-        </w:rPr>
-        <w:t>add</w:t>
-      </w:r>
-      <w:proofErr w:type="gramEnd"/>
-      <w:r>
-        <w:rPr>
-          <w:highlight w:val="green"/>
-        </w:rPr>
-        <w:t xml:space="preserve"> </w:t>
-      </w:r>
-      <w:proofErr w:type="spellStart"/>
-      <w:r>
-        <w:rPr>
-          <w:highlight w:val="green"/>
-        </w:rPr>
-        <w:t>mountin</w:t>
-      </w:r>
-      <w:proofErr w:type="spellEnd"/>
-      <w:r>
-        <w:rPr>
-          <w:highlight w:val="green"/>
-        </w:rPr>
-        <w:t xml:space="preserve"> view in home</w:t>
-      </w:r>
-    </w:p>
-    <w:p>
-      <w:r>
-        <w:rPr>
-          <w:highlight w:val="green"/>
-        </w:rPr>
-        <w:t xml:space="preserve">17- </w:t>
-      </w:r>
-      <w:proofErr w:type="gramStart"/>
-      <w:r>
-        <w:rPr>
-          <w:highlight w:val="green"/>
-        </w:rPr>
-        <w:t>space</w:t>
-      </w:r>
-      <w:proofErr w:type="gramEnd"/>
-      <w:r>
-        <w:rPr>
-          <w:highlight w:val="green"/>
-        </w:rPr>
-        <w:t xml:space="preserve"> bottom in filter</w:t>
-      </w:r>
-    </w:p>
-    <w:p>
-      <w:r>
-        <w:rPr>
-          <w:highlight w:val="green"/>
-        </w:rPr>
-        <w:t xml:space="preserve">18- </w:t>
-      </w:r>
-      <w:proofErr w:type="gramStart"/>
-      <w:r>
-        <w:rPr>
-          <w:highlight w:val="green"/>
-        </w:rPr>
-        <w:t>add</w:t>
-      </w:r>
-      <w:proofErr w:type="gramEnd"/>
-      <w:r>
-        <w:rPr>
-          <w:highlight w:val="green"/>
-        </w:rPr>
-        <w:t xml:space="preserve"> dropdown</w:t>
-      </w:r>
-      <w:r>
-        <w:rPr>
-          <w:highlight w:val="green"/>
-        </w:rPr>
-        <w:t xml:space="preserve"> </w:t>
-      </w:r>
-      <w:r>
-        <w:rPr>
-          <w:highlight w:val="green"/>
-        </w:rPr>
-        <w:t>in property type</w:t>
-      </w:r>
     </w:p>
     <w:sectPr>
       <w:pgSz w:w="12240" w:h="15840"/>
@@ -616,6 +864,403 @@
     </w:sectPr>
   </w:body>
 </w:document>
+</file>
+
+<file path=word/numbering.xml><?xml version="1.0" encoding="utf-8"?>
+<w:numbering xmlns:wpc="http://schemas.microsoft.com/office/word/2010/wordprocessingCanvas" xmlns:cx="http://schemas.microsoft.com/office/drawing/2014/chartex" xmlns:cx1="http://schemas.microsoft.com/office/drawing/2015/9/8/chartex" xmlns:mc="http://schemas.openxmlformats.org/markup-compatibility/2006" xmlns:o="urn:schemas-microsoft-com:office:office" xmlns:r="http://schemas.openxmlformats.org/officeDocument/2006/relationships" xmlns:m="http://schemas.openxmlformats.org/officeDocument/2006/math" xmlns:v="urn:schemas-microsoft-com:vml" xmlns:wp14="http://schemas.microsoft.com/office/word/2010/wordprocessingDrawing" xmlns:wp="http://schemas.openxmlformats.org/drawingml/2006/wordprocessingDrawing" xmlns:w10="urn:schemas-microsoft-com:office:word" xmlns:w="http://schemas.openxmlformats.org/wordprocessingml/2006/main" xmlns:w14="http://schemas.microsoft.com/office/word/2010/wordml" xmlns:w15="http://schemas.microsoft.com/office/word/2012/wordml" xmlns:w16se="http://schemas.microsoft.com/office/word/2015/wordml/symex" xmlns:wpg="http://schemas.microsoft.com/office/word/2010/wordprocessingGroup" xmlns:wpi="http://schemas.microsoft.com/office/word/2010/wordprocessingInk" xmlns:wne="http://schemas.microsoft.com/office/word/2006/wordml" xmlns:wps="http://schemas.microsoft.com/office/word/2010/wordprocessingShape" mc:Ignorable="w14 w15 w16se wp14">
+  <w:abstractNum w:abstractNumId="0" w15:restartNumberingAfterBreak="0">
+    <w:nsid w:val="14DE3A0C"/>
+    <w:multiLevelType w:val="hybridMultilevel"/>
+    <w:tmpl w:val="E4BCB3EE"/>
+    <w:lvl w:ilvl="0" w:tplc="68224CFC">
+      <w:start w:val="1"/>
+      <w:numFmt w:val="decimal"/>
+      <w:lvlText w:val="%1-"/>
+      <w:lvlJc w:val="left"/>
+      <w:pPr>
+        <w:ind w:left="1080" w:hanging="360"/>
+      </w:pPr>
+      <w:rPr>
+        <w:rFonts w:hint="default"/>
+      </w:rPr>
+    </w:lvl>
+    <w:lvl w:ilvl="1" w:tplc="04090019" w:tentative="1">
+      <w:start w:val="1"/>
+      <w:numFmt w:val="lowerLetter"/>
+      <w:lvlText w:val="%2."/>
+      <w:lvlJc w:val="left"/>
+      <w:pPr>
+        <w:ind w:left="1800" w:hanging="360"/>
+      </w:pPr>
+    </w:lvl>
+    <w:lvl w:ilvl="2" w:tplc="0409001B" w:tentative="1">
+      <w:start w:val="1"/>
+      <w:numFmt w:val="lowerRoman"/>
+      <w:lvlText w:val="%3."/>
+      <w:lvlJc w:val="right"/>
+      <w:pPr>
+        <w:ind w:left="2520" w:hanging="180"/>
+      </w:pPr>
+    </w:lvl>
+    <w:lvl w:ilvl="3" w:tplc="0409000F" w:tentative="1">
+      <w:start w:val="1"/>
+      <w:numFmt w:val="decimal"/>
+      <w:lvlText w:val="%4."/>
+      <w:lvlJc w:val="left"/>
+      <w:pPr>
+        <w:ind w:left="3240" w:hanging="360"/>
+      </w:pPr>
+    </w:lvl>
+    <w:lvl w:ilvl="4" w:tplc="04090019" w:tentative="1">
+      <w:start w:val="1"/>
+      <w:numFmt w:val="lowerLetter"/>
+      <w:lvlText w:val="%5."/>
+      <w:lvlJc w:val="left"/>
+      <w:pPr>
+        <w:ind w:left="3960" w:hanging="360"/>
+      </w:pPr>
+    </w:lvl>
+    <w:lvl w:ilvl="5" w:tplc="0409001B" w:tentative="1">
+      <w:start w:val="1"/>
+      <w:numFmt w:val="lowerRoman"/>
+      <w:lvlText w:val="%6."/>
+      <w:lvlJc w:val="right"/>
+      <w:pPr>
+        <w:ind w:left="4680" w:hanging="180"/>
+      </w:pPr>
+    </w:lvl>
+    <w:lvl w:ilvl="6" w:tplc="0409000F" w:tentative="1">
+      <w:start w:val="1"/>
+      <w:numFmt w:val="decimal"/>
+      <w:lvlText w:val="%7."/>
+      <w:lvlJc w:val="left"/>
+      <w:pPr>
+        <w:ind w:left="5400" w:hanging="360"/>
+      </w:pPr>
+    </w:lvl>
+    <w:lvl w:ilvl="7" w:tplc="04090019" w:tentative="1">
+      <w:start w:val="1"/>
+      <w:numFmt w:val="lowerLetter"/>
+      <w:lvlText w:val="%8."/>
+      <w:lvlJc w:val="left"/>
+      <w:pPr>
+        <w:ind w:left="6120" w:hanging="360"/>
+      </w:pPr>
+    </w:lvl>
+    <w:lvl w:ilvl="8" w:tplc="0409001B" w:tentative="1">
+      <w:start w:val="1"/>
+      <w:numFmt w:val="lowerRoman"/>
+      <w:lvlText w:val="%9."/>
+      <w:lvlJc w:val="right"/>
+      <w:pPr>
+        <w:ind w:left="6840" w:hanging="180"/>
+      </w:pPr>
+    </w:lvl>
+  </w:abstractNum>
+  <w:abstractNum w:abstractNumId="1" w15:restartNumberingAfterBreak="0">
+    <w:nsid w:val="526A6BBE"/>
+    <w:multiLevelType w:val="hybridMultilevel"/>
+    <w:tmpl w:val="C70A689C"/>
+    <w:lvl w:ilvl="0" w:tplc="0BE6C178">
+      <w:start w:val="1"/>
+      <w:numFmt w:val="decimal"/>
+      <w:lvlText w:val="%1-"/>
+      <w:lvlJc w:val="left"/>
+      <w:pPr>
+        <w:ind w:left="720" w:hanging="360"/>
+      </w:pPr>
+      <w:rPr>
+        <w:rFonts w:hint="default"/>
+      </w:rPr>
+    </w:lvl>
+    <w:lvl w:ilvl="1" w:tplc="04090019" w:tentative="1">
+      <w:start w:val="1"/>
+      <w:numFmt w:val="lowerLetter"/>
+      <w:lvlText w:val="%2."/>
+      <w:lvlJc w:val="left"/>
+      <w:pPr>
+        <w:ind w:left="1440" w:hanging="360"/>
+      </w:pPr>
+    </w:lvl>
+    <w:lvl w:ilvl="2" w:tplc="0409001B" w:tentative="1">
+      <w:start w:val="1"/>
+      <w:numFmt w:val="lowerRoman"/>
+      <w:lvlText w:val="%3."/>
+      <w:lvlJc w:val="right"/>
+      <w:pPr>
+        <w:ind w:left="2160" w:hanging="180"/>
+      </w:pPr>
+    </w:lvl>
+    <w:lvl w:ilvl="3" w:tplc="0409000F" w:tentative="1">
+      <w:start w:val="1"/>
+      <w:numFmt w:val="decimal"/>
+      <w:lvlText w:val="%4."/>
+      <w:lvlJc w:val="left"/>
+      <w:pPr>
+        <w:ind w:left="2880" w:hanging="360"/>
+      </w:pPr>
+    </w:lvl>
+    <w:lvl w:ilvl="4" w:tplc="04090019" w:tentative="1">
+      <w:start w:val="1"/>
+      <w:numFmt w:val="lowerLetter"/>
+      <w:lvlText w:val="%5."/>
+      <w:lvlJc w:val="left"/>
+      <w:pPr>
+        <w:ind w:left="3600" w:hanging="360"/>
+      </w:pPr>
+    </w:lvl>
+    <w:lvl w:ilvl="5" w:tplc="0409001B" w:tentative="1">
+      <w:start w:val="1"/>
+      <w:numFmt w:val="lowerRoman"/>
+      <w:lvlText w:val="%6."/>
+      <w:lvlJc w:val="right"/>
+      <w:pPr>
+        <w:ind w:left="4320" w:hanging="180"/>
+      </w:pPr>
+    </w:lvl>
+    <w:lvl w:ilvl="6" w:tplc="0409000F" w:tentative="1">
+      <w:start w:val="1"/>
+      <w:numFmt w:val="decimal"/>
+      <w:lvlText w:val="%7."/>
+      <w:lvlJc w:val="left"/>
+      <w:pPr>
+        <w:ind w:left="5040" w:hanging="360"/>
+      </w:pPr>
+    </w:lvl>
+    <w:lvl w:ilvl="7" w:tplc="04090019" w:tentative="1">
+      <w:start w:val="1"/>
+      <w:numFmt w:val="lowerLetter"/>
+      <w:lvlText w:val="%8."/>
+      <w:lvlJc w:val="left"/>
+      <w:pPr>
+        <w:ind w:left="5760" w:hanging="360"/>
+      </w:pPr>
+    </w:lvl>
+    <w:lvl w:ilvl="8" w:tplc="0409001B" w:tentative="1">
+      <w:start w:val="1"/>
+      <w:numFmt w:val="lowerRoman"/>
+      <w:lvlText w:val="%9."/>
+      <w:lvlJc w:val="right"/>
+      <w:pPr>
+        <w:ind w:left="6480" w:hanging="180"/>
+      </w:pPr>
+    </w:lvl>
+  </w:abstractNum>
+  <w:abstractNum w:abstractNumId="2" w15:restartNumberingAfterBreak="0">
+    <w:nsid w:val="5ED5541F"/>
+    <w:multiLevelType w:val="hybridMultilevel"/>
+    <w:tmpl w:val="802A3A96"/>
+    <w:lvl w:ilvl="0" w:tplc="691E41FA">
+      <w:start w:val="1"/>
+      <w:numFmt w:val="bullet"/>
+      <w:lvlText w:val="-"/>
+      <w:lvlJc w:val="left"/>
+      <w:pPr>
+        <w:ind w:left="720" w:hanging="360"/>
+      </w:pPr>
+      <w:rPr>
+        <w:rFonts w:ascii="Calibri" w:eastAsiaTheme="minorHAnsi" w:hAnsi="Calibri" w:cs="Calibri" w:hint="default"/>
+      </w:rPr>
+    </w:lvl>
+    <w:lvl w:ilvl="1" w:tplc="04090003" w:tentative="1">
+      <w:start w:val="1"/>
+      <w:numFmt w:val="bullet"/>
+      <w:lvlText w:val="o"/>
+      <w:lvlJc w:val="left"/>
+      <w:pPr>
+        <w:ind w:left="1440" w:hanging="360"/>
+      </w:pPr>
+      <w:rPr>
+        <w:rFonts w:ascii="Courier New" w:hAnsi="Courier New" w:cs="Courier New" w:hint="default"/>
+      </w:rPr>
+    </w:lvl>
+    <w:lvl w:ilvl="2" w:tplc="04090005" w:tentative="1">
+      <w:start w:val="1"/>
+      <w:numFmt w:val="bullet"/>
+      <w:lvlText w:val=""/>
+      <w:lvlJc w:val="left"/>
+      <w:pPr>
+        <w:ind w:left="2160" w:hanging="360"/>
+      </w:pPr>
+      <w:rPr>
+        <w:rFonts w:ascii="Wingdings" w:hAnsi="Wingdings" w:hint="default"/>
+      </w:rPr>
+    </w:lvl>
+    <w:lvl w:ilvl="3" w:tplc="04090001" w:tentative="1">
+      <w:start w:val="1"/>
+      <w:numFmt w:val="bullet"/>
+      <w:lvlText w:val=""/>
+      <w:lvlJc w:val="left"/>
+      <w:pPr>
+        <w:ind w:left="2880" w:hanging="360"/>
+      </w:pPr>
+      <w:rPr>
+        <w:rFonts w:ascii="Symbol" w:hAnsi="Symbol" w:hint="default"/>
+      </w:rPr>
+    </w:lvl>
+    <w:lvl w:ilvl="4" w:tplc="04090003" w:tentative="1">
+      <w:start w:val="1"/>
+      <w:numFmt w:val="bullet"/>
+      <w:lvlText w:val="o"/>
+      <w:lvlJc w:val="left"/>
+      <w:pPr>
+        <w:ind w:left="3600" w:hanging="360"/>
+      </w:pPr>
+      <w:rPr>
+        <w:rFonts w:ascii="Courier New" w:hAnsi="Courier New" w:cs="Courier New" w:hint="default"/>
+      </w:rPr>
+    </w:lvl>
+    <w:lvl w:ilvl="5" w:tplc="04090005" w:tentative="1">
+      <w:start w:val="1"/>
+      <w:numFmt w:val="bullet"/>
+      <w:lvlText w:val=""/>
+      <w:lvlJc w:val="left"/>
+      <w:pPr>
+        <w:ind w:left="4320" w:hanging="360"/>
+      </w:pPr>
+      <w:rPr>
+        <w:rFonts w:ascii="Wingdings" w:hAnsi="Wingdings" w:hint="default"/>
+      </w:rPr>
+    </w:lvl>
+    <w:lvl w:ilvl="6" w:tplc="04090001" w:tentative="1">
+      <w:start w:val="1"/>
+      <w:numFmt w:val="bullet"/>
+      <w:lvlText w:val=""/>
+      <w:lvlJc w:val="left"/>
+      <w:pPr>
+        <w:ind w:left="5040" w:hanging="360"/>
+      </w:pPr>
+      <w:rPr>
+        <w:rFonts w:ascii="Symbol" w:hAnsi="Symbol" w:hint="default"/>
+      </w:rPr>
+    </w:lvl>
+    <w:lvl w:ilvl="7" w:tplc="04090003" w:tentative="1">
+      <w:start w:val="1"/>
+      <w:numFmt w:val="bullet"/>
+      <w:lvlText w:val="o"/>
+      <w:lvlJc w:val="left"/>
+      <w:pPr>
+        <w:ind w:left="5760" w:hanging="360"/>
+      </w:pPr>
+      <w:rPr>
+        <w:rFonts w:ascii="Courier New" w:hAnsi="Courier New" w:cs="Courier New" w:hint="default"/>
+      </w:rPr>
+    </w:lvl>
+    <w:lvl w:ilvl="8" w:tplc="04090005" w:tentative="1">
+      <w:start w:val="1"/>
+      <w:numFmt w:val="bullet"/>
+      <w:lvlText w:val=""/>
+      <w:lvlJc w:val="left"/>
+      <w:pPr>
+        <w:ind w:left="6480" w:hanging="360"/>
+      </w:pPr>
+      <w:rPr>
+        <w:rFonts w:ascii="Wingdings" w:hAnsi="Wingdings" w:hint="default"/>
+      </w:rPr>
+    </w:lvl>
+  </w:abstractNum>
+  <w:abstractNum w:abstractNumId="3" w15:restartNumberingAfterBreak="0">
+    <w:nsid w:val="65A52B1E"/>
+    <w:multiLevelType w:val="hybridMultilevel"/>
+    <w:tmpl w:val="AAF029F6"/>
+    <w:lvl w:ilvl="0" w:tplc="D758EDD6">
+      <w:start w:val="1"/>
+      <w:numFmt w:val="decimal"/>
+      <w:lvlText w:val="%1-"/>
+      <w:lvlJc w:val="left"/>
+      <w:pPr>
+        <w:ind w:left="1080" w:hanging="360"/>
+      </w:pPr>
+      <w:rPr>
+        <w:rFonts w:hint="default"/>
+      </w:rPr>
+    </w:lvl>
+    <w:lvl w:ilvl="1" w:tplc="04090019" w:tentative="1">
+      <w:start w:val="1"/>
+      <w:numFmt w:val="lowerLetter"/>
+      <w:lvlText w:val="%2."/>
+      <w:lvlJc w:val="left"/>
+      <w:pPr>
+        <w:ind w:left="1800" w:hanging="360"/>
+      </w:pPr>
+    </w:lvl>
+    <w:lvl w:ilvl="2" w:tplc="0409001B" w:tentative="1">
+      <w:start w:val="1"/>
+      <w:numFmt w:val="lowerRoman"/>
+      <w:lvlText w:val="%3."/>
+      <w:lvlJc w:val="right"/>
+      <w:pPr>
+        <w:ind w:left="2520" w:hanging="180"/>
+      </w:pPr>
+    </w:lvl>
+    <w:lvl w:ilvl="3" w:tplc="0409000F" w:tentative="1">
+      <w:start w:val="1"/>
+      <w:numFmt w:val="decimal"/>
+      <w:lvlText w:val="%4."/>
+      <w:lvlJc w:val="left"/>
+      <w:pPr>
+        <w:ind w:left="3240" w:hanging="360"/>
+      </w:pPr>
+    </w:lvl>
+    <w:lvl w:ilvl="4" w:tplc="04090019" w:tentative="1">
+      <w:start w:val="1"/>
+      <w:numFmt w:val="lowerLetter"/>
+      <w:lvlText w:val="%5."/>
+      <w:lvlJc w:val="left"/>
+      <w:pPr>
+        <w:ind w:left="3960" w:hanging="360"/>
+      </w:pPr>
+    </w:lvl>
+    <w:lvl w:ilvl="5" w:tplc="0409001B" w:tentative="1">
+      <w:start w:val="1"/>
+      <w:numFmt w:val="lowerRoman"/>
+      <w:lvlText w:val="%6."/>
+      <w:lvlJc w:val="right"/>
+      <w:pPr>
+        <w:ind w:left="4680" w:hanging="180"/>
+      </w:pPr>
+    </w:lvl>
+    <w:lvl w:ilvl="6" w:tplc="0409000F" w:tentative="1">
+      <w:start w:val="1"/>
+      <w:numFmt w:val="decimal"/>
+      <w:lvlText w:val="%7."/>
+      <w:lvlJc w:val="left"/>
+      <w:pPr>
+        <w:ind w:left="5400" w:hanging="360"/>
+      </w:pPr>
+    </w:lvl>
+    <w:lvl w:ilvl="7" w:tplc="04090019" w:tentative="1">
+      <w:start w:val="1"/>
+      <w:numFmt w:val="lowerLetter"/>
+      <w:lvlText w:val="%8."/>
+      <w:lvlJc w:val="left"/>
+      <w:pPr>
+        <w:ind w:left="6120" w:hanging="360"/>
+      </w:pPr>
+    </w:lvl>
+    <w:lvl w:ilvl="8" w:tplc="0409001B" w:tentative="1">
+      <w:start w:val="1"/>
+      <w:numFmt w:val="lowerRoman"/>
+      <w:lvlText w:val="%9."/>
+      <w:lvlJc w:val="right"/>
+      <w:pPr>
+        <w:ind w:left="6840" w:hanging="180"/>
+      </w:pPr>
+    </w:lvl>
+  </w:abstractNum>
+  <w:num w:numId="1">
+    <w:abstractNumId w:val="0"/>
+  </w:num>
+  <w:num w:numId="2">
+    <w:abstractNumId w:val="2"/>
+  </w:num>
+  <w:num w:numId="3">
+    <w:abstractNumId w:val="3"/>
+  </w:num>
+  <w:num w:numId="4">
+    <w:abstractNumId w:val="1"/>
+  </w:num>
+</w:numbering>
 </file>
 
 <file path=word/styles.xml><?xml version="1.0" encoding="utf-8"?>
@@ -1015,7 +1660,6 @@
   <w:style w:type="character" w:default="1" w:styleId="DefaultParagraphFont">
     <w:name w:val="Default Paragraph Font"/>
     <w:uiPriority w:val="1"/>
-    <w:semiHidden/>
     <w:unhideWhenUsed/>
   </w:style>
   <w:style w:type="table" w:default="1" w:styleId="TableNormal">
@@ -1039,12 +1683,23 @@
     <w:semiHidden/>
     <w:unhideWhenUsed/>
   </w:style>
+  <w:style w:type="paragraph" w:styleId="ListParagraph">
+    <w:name w:val="List Paragraph"/>
+    <w:basedOn w:val="Normal"/>
+    <w:uiPriority w:val="34"/>
+    <w:qFormat/>
+    <w:rsid w:val="00E72379"/>
+    <w:pPr>
+      <w:ind w:left="720"/>
+      <w:contextualSpacing/>
+    </w:pPr>
+  </w:style>
   <w:style w:type="character" w:styleId="Hyperlink">
     <w:name w:val="Hyperlink"/>
     <w:basedOn w:val="DefaultParagraphFont"/>
     <w:uiPriority w:val="99"/>
     <w:unhideWhenUsed/>
-    <w:rsid w:val="009859C4"/>
+    <w:rsid w:val="006A01D9"/>
     <w:rPr>
       <w:color w:val="0563C1" w:themeColor="hyperlink"/>
       <w:u w:val="single"/>

--- a/capital-lords/notes.docx
+++ b/capital-lords/notes.docx
@@ -133,21 +133,7 @@
           <w:sz w:val="32"/>
           <w:szCs w:val="32"/>
         </w:rPr>
-        <w:t>[ bootstrap</w:t>
-      </w:r>
-      <w:r>
-        <w:rPr>
-          <w:sz w:val="32"/>
-          <w:szCs w:val="32"/>
-        </w:rPr>
-        <w:t>.css</w:t>
-      </w:r>
-      <w:r>
-        <w:rPr>
-          <w:sz w:val="32"/>
-          <w:szCs w:val="32"/>
-        </w:rPr>
-        <w:t xml:space="preserve"> ] </w:t>
+        <w:t xml:space="preserve">[ bootstrap.css ] </w:t>
       </w:r>
       <w:proofErr w:type="spellStart"/>
       <w:r>
@@ -183,21 +169,7 @@
           <w:sz w:val="32"/>
           <w:szCs w:val="32"/>
         </w:rPr>
-        <w:t>[ fontawesome</w:t>
-      </w:r>
-      <w:r>
-        <w:rPr>
-          <w:sz w:val="32"/>
-          <w:szCs w:val="32"/>
-        </w:rPr>
-        <w:t>.css</w:t>
-      </w:r>
-      <w:r>
-        <w:rPr>
-          <w:sz w:val="32"/>
-          <w:szCs w:val="32"/>
-        </w:rPr>
-        <w:t xml:space="preserve"> ] font icons</w:t>
+        <w:t>[ fontawesome.css ] font icons</w:t>
       </w:r>
     </w:p>
     <w:p>
@@ -632,17 +604,7 @@
             <w:sz w:val="32"/>
             <w:szCs w:val="32"/>
           </w:rPr>
-          <w:t>https://slimselectjs.co</w:t>
-        </w:r>
-        <w:bookmarkStart w:id="0" w:name="_GoBack"/>
-        <w:bookmarkEnd w:id="0"/>
-        <w:r>
-          <w:rPr>
-            <w:rStyle w:val="Hyperlink"/>
-            <w:sz w:val="32"/>
-            <w:szCs w:val="32"/>
-          </w:rPr>
-          <w:t>m/</w:t>
+          <w:t>https://slimselectjs.com/</w:t>
         </w:r>
       </w:hyperlink>
       <w:r>
@@ -843,6 +805,59 @@
           <w:szCs w:val="32"/>
         </w:rPr>
         <w:t xml:space="preserve"> and project-2.css</w:t>
+      </w:r>
+    </w:p>
+    <w:p>
+      <w:pPr>
+        <w:pStyle w:val="ListParagraph"/>
+        <w:numPr>
+          <w:ilvl w:val="0"/>
+          <w:numId w:val="4"/>
+        </w:numPr>
+        <w:rPr>
+          <w:color w:val="0070C0"/>
+          <w:sz w:val="32"/>
+          <w:szCs w:val="32"/>
+        </w:rPr>
+      </w:pPr>
+      <w:r>
+        <w:rPr>
+          <w:sz w:val="32"/>
+          <w:szCs w:val="32"/>
+        </w:rPr>
+        <w:lastRenderedPageBreak/>
+        <w:t>Project-1.html</w:t>
+      </w:r>
+      <w:r>
+        <w:rPr>
+          <w:sz w:val="32"/>
+          <w:szCs w:val="32"/>
+        </w:rPr>
+        <w:t xml:space="preserve"> </w:t>
+      </w:r>
+      <w:r>
+        <w:rPr>
+          <w:sz w:val="32"/>
+          <w:szCs w:val="32"/>
+        </w:rPr>
+        <w:t>page</w:t>
+      </w:r>
+      <w:bookmarkStart w:id="0" w:name="_GoBack"/>
+      <w:bookmarkEnd w:id="0"/>
+      <w:r>
+        <w:rPr>
+          <w:sz w:val="32"/>
+          <w:szCs w:val="32"/>
+        </w:rPr>
+        <w:t xml:space="preserve"> for </w:t>
+      </w:r>
+      <w:r>
+        <w:rPr>
+          <w:sz w:val="32"/>
+          <w:szCs w:val="32"/>
+          <w:highlight w:val="green"/>
+        </w:rPr>
+        <w:t>(rent and vacation)</w:t>
       </w:r>
     </w:p>
     <w:p>
@@ -1660,6 +1675,7 @@
   <w:style w:type="character" w:default="1" w:styleId="DefaultParagraphFont">
     <w:name w:val="Default Paragraph Font"/>
     <w:uiPriority w:val="1"/>
+    <w:semiHidden/>
     <w:unhideWhenUsed/>
   </w:style>
   <w:style w:type="table" w:default="1" w:styleId="TableNormal">
